--- a/lab3/Lab3_DragosNedelea_FAF-241.docx
+++ b/lab3/Lab3_DragosNedelea_FAF-241.docx
@@ -4,11 +4,13 @@
   <w:body>
     <w:p>
       <w:pPr>
+        <w:spacing w:after="480"/>
         <w:jc w:val="center"/>
       </w:pPr>
       <w:r>
         <w:rPr>
           <w:rFonts w:ascii="Times New Roman" w:hAnsi="Times New Roman"/>
+          <w:b/>
           <w:sz w:val="22"/>
         </w:rPr>
         <w:t>MINISTRY OF EDUCATION AND RESEARCH OF THE REPUBLIC OF MOLDOVA</w:t>
@@ -19,13 +21,16 @@
         <w:br/>
         <w:t>Department of Software Engineering and Automation</w:t>
         <w:br/>
-        <w:br/>
-        <w:br/>
-        <w:br/>
       </w:r>
     </w:p>
     <w:p>
       <w:pPr>
+        <w:spacing w:before="800"/>
+      </w:pPr>
+    </w:p>
+    <w:p>
+      <w:pPr>
+        <w:spacing w:after="240"/>
         <w:jc w:val="center"/>
       </w:pPr>
       <w:r>
@@ -45,34 +50,32 @@
       <w:r>
         <w:rPr>
           <w:rFonts w:ascii="Times New Roman" w:hAnsi="Times New Roman"/>
+          <w:i/>
           <w:sz w:val="26"/>
         </w:rPr>
         <w:t>Topic: The Command Line: Shell, Pipes and Text Filters</w:t>
-        <w:br/>
-        <w:br/>
-        <w:br/>
-        <w:br/>
         <w:br/>
       </w:r>
     </w:p>
     <w:p>
       <w:pPr>
+        <w:spacing w:before="1600"/>
+      </w:pPr>
+    </w:p>
+    <w:p>
+      <w:pPr>
+        <w:spacing w:after="1600"/>
         <w:jc w:val="right"/>
       </w:pPr>
       <w:r>
         <w:rPr>
           <w:rFonts w:ascii="Times New Roman" w:hAnsi="Times New Roman"/>
+          <w:b/>
           <w:sz w:val="24"/>
         </w:rPr>
         <w:t>Done by: st. gr. FAF-241, Dragos Nedelea</w:t>
         <w:br/>
-        <w:t>Checked by: Reitman Patricia</w:t>
-        <w:br/>
-        <w:br/>
-        <w:br/>
-        <w:br/>
-        <w:br/>
-        <w:br/>
+        <w:t>Checked by: Patricia Reițman</w:t>
         <w:br/>
       </w:r>
     </w:p>
@@ -85,7 +88,7 @@
           <w:rFonts w:ascii="Times New Roman" w:hAnsi="Times New Roman"/>
           <w:sz w:val="24"/>
         </w:rPr>
-        <w:t>Chisinau – 2026</w:t>
+        <w:t>Chișinău 2026</w:t>
       </w:r>
     </w:p>
     <w:p>
@@ -96,719 +99,1627 @@
     <w:p>
       <w:pPr>
         <w:pStyle w:val="Heading1"/>
+        <w:spacing w:before="280" w:after="120"/>
       </w:pPr>
       <w:r>
-        <w:t>Operating Systems · Lab 3: The Command Line &amp; Bash Filters</w:t>
+        <w:rPr>
+          <w:rFonts w:ascii="Times New Roman" w:hAnsi="Times New Roman"/>
+          <w:b/>
+          <w:color w:val="0F2D59"/>
+          <w:sz w:val="28"/>
+        </w:rPr>
+        <w:t>Purpose of the Work (Scopul lucrării)</w:t>
       </w:r>
     </w:p>
     <w:p>
+      <w:pPr>
+        <w:spacing w:before="40" w:after="80" w:line="276" w:lineRule="auto"/>
+      </w:pPr>
       <w:r>
-        <w:t xml:space="preserve">**Course:** Operating Systems (OS 2026-2027)  </w:t>
+        <w:rPr>
+          <w:rFonts w:ascii="Times New Roman" w:hAnsi="Times New Roman"/>
+          <w:sz w:val="22"/>
+        </w:rPr>
+        <w:t>The objective of this laboratory is to master the Linux shell, text stream manipulation, and process pipelines. The specific goals are:</w:t>
       </w:r>
     </w:p>
     <w:p>
+      <w:pPr>
+        <w:spacing w:before="40" w:after="80" w:line="276" w:lineRule="auto"/>
+      </w:pPr>
       <w:r>
-        <w:t xml:space="preserve">**Institution:** FCIM / FAF · Technical University of Moldova (UTM)  </w:t>
+        <w:rPr>
+          <w:rFonts w:ascii="Times New Roman" w:hAnsi="Times New Roman"/>
+          <w:sz w:val="22"/>
+        </w:rPr>
+        <w:t>1. Understanding shell built-ins versus external binaries, PATH resolution, environment variables, and command documentation (`type`, `which`, `man`, `help`).</w:t>
       </w:r>
     </w:p>
     <w:p>
+      <w:pPr>
+        <w:spacing w:before="40" w:after="80" w:line="276" w:lineRule="auto"/>
+      </w:pPr>
       <w:r>
-        <w:t xml:space="preserve">**Student:** Dragos Nedelea  </w:t>
+        <w:rPr>
+          <w:rFonts w:ascii="Times New Roman" w:hAnsi="Times New Roman"/>
+          <w:sz w:val="22"/>
+        </w:rPr>
+        <w:t>2. Demystifying shell expansion phases: brace expansion, tilde expansion, parameter expansion, command substitution, arithmetic expansion, word splitting, and pathname globbing (`*`, `?`, `[...]`).</w:t>
       </w:r>
     </w:p>
     <w:p>
+      <w:pPr>
+        <w:spacing w:before="40" w:after="80" w:line="276" w:lineRule="auto"/>
+      </w:pPr>
       <w:r>
-        <w:t>**Track:** Track A: The real OS, from the outside (Linux)</w:t>
+        <w:rPr>
+          <w:rFonts w:ascii="Times New Roman" w:hAnsi="Times New Roman"/>
+          <w:sz w:val="22"/>
+        </w:rPr>
+        <w:t>3. Mastering standard I/O redirection (`&lt;`, `&gt;`, `&gt;&gt;`, `2&gt;`, `2&gt;&amp;1`), command chaining operators (`;`, `&amp;&amp;`, `||`), and pipeline composition (`|`).</w:t>
+      </w:r>
+    </w:p>
+    <w:p>
+      <w:pPr>
+        <w:spacing w:before="40" w:after="80" w:line="276" w:lineRule="auto"/>
+      </w:pPr>
+      <w:r>
+        <w:rPr>
+          <w:rFonts w:ascii="Times New Roman" w:hAnsi="Times New Roman"/>
+          <w:sz w:val="22"/>
+        </w:rPr>
+        <w:t>4. Implementing automated text analysis using UNIX filter one-liners (`grep`, `cut`, `sort`, `uniq`, `wc`, `awk`) in `oneliners.sh`.</w:t>
+      </w:r>
+    </w:p>
+    <w:p>
+      <w:pPr>
+        <w:spacing w:before="40" w:after="80" w:line="276" w:lineRule="auto"/>
+      </w:pPr>
+      <w:r>
+        <w:rPr>
+          <w:rFonts w:ascii="Times New Roman" w:hAnsi="Times New Roman"/>
+          <w:sz w:val="22"/>
+        </w:rPr>
+        <w:t>5. Developing a robust, executable Bash log-parsing script (`report.sh`) with argument validation, error reporting to stderr (`&gt;&amp;2`), and standard POSIX exit status conventions.</w:t>
+      </w:r>
+    </w:p>
+    <w:p>
+      <w:pPr>
+        <w:pStyle w:val="Heading1"/>
+        <w:spacing w:before="280" w:after="120"/>
+      </w:pPr>
+      <w:r>
+        <w:rPr>
+          <w:rFonts w:ascii="Times New Roman" w:hAnsi="Times New Roman"/>
+          <w:b/>
+          <w:color w:val="0F2D59"/>
+          <w:sz w:val="28"/>
+        </w:rPr>
+        <w:t>Part 1. Move Fast, Find Help</w:t>
       </w:r>
     </w:p>
     <w:p>
       <w:pPr>
         <w:pStyle w:val="Heading2"/>
+        <w:spacing w:before="200" w:after="80"/>
       </w:pPr>
       <w:r>
-        <w:t>Part 1. Move Fast, Find Help</w:t>
+        <w:rPr>
+          <w:rFonts w:ascii="Times New Roman" w:hAnsi="Times New Roman"/>
+          <w:b/>
+          <w:color w:val="204060"/>
+          <w:sz w:val="24"/>
+        </w:rPr>
+        <w:t>Commands Run</w:t>
       </w:r>
+    </w:p>
+    <w:tbl>
+      <w:tblPr>
+        <w:tblW w:type="auto" w:w="0"/>
+        <w:tblLayout w:type="fixed"/>
+        <w:tblLook w:firstColumn="1" w:firstRow="1" w:lastColumn="0" w:lastRow="0" w:noHBand="0" w:noVBand="1" w:val="04A0"/>
+      </w:tblPr>
+      <w:tblGrid>
+        <w:gridCol w:w="9360"/>
+      </w:tblGrid>
+      <w:tr>
+        <w:tc>
+          <w:tcPr>
+            <w:tcW w:type="dxa" w:w="9360"/>
+            <w:shd w:fill="F4F5F7"/>
+            <w:tcMar>
+              <w:top w:w="120" w:type="dxa"/>
+              <w:bottom w:w="120" w:type="dxa"/>
+              <w:left w:w="180" w:type="dxa"/>
+              <w:right w:w="180" w:type="dxa"/>
+            </w:tcMar>
+          </w:tcPr>
+          <w:p>
+            <w:pPr>
+              <w:spacing w:before="40" w:after="40"/>
+            </w:pPr>
+            <w:r>
+              <w:rPr>
+                <w:rFonts w:ascii="Courier New" w:hAnsi="Courier New"/>
+                <w:color w:val="24292E"/>
+                <w:sz w:val="18"/>
+              </w:rPr>
+              <w:t>ls /usr/sh  # pressed Tab twice -&gt; shows matches (/usr/share, /usr/shift, etc.)</w:t>
+              <w:br/>
+              <w:t>cd /et      # pressed Tab once -&gt; auto-completes to cd /etc/</w:t>
+              <w:br/>
+              <w:br/>
+              <w:t># History search: Ctrl+R -&gt; reverse-i-search</w:t>
+              <w:br/>
+              <w:t>type cd ; type ls ; type echo ; which ls</w:t>
+              <w:br/>
+              <w:t>echo $PATH</w:t>
+              <w:br/>
+              <w:t>echo $PATH | tr ':' '\n'</w:t>
+              <w:br/>
+              <w:t>nosuchprog ; echo "exit code: $?"</w:t>
+              <w:br/>
+              <w:br/>
+              <w:t>man ls</w:t>
+              <w:br/>
+              <w:t>ls --help | head</w:t>
+              <w:br/>
+              <w:t>man -k "list directory"</w:t>
+              <w:br/>
+              <w:t>help cd</w:t>
+            </w:r>
+          </w:p>
+        </w:tc>
+      </w:tr>
+    </w:tbl>
+    <w:p>
+      <w:pPr>
+        <w:spacing w:before="0" w:after="80"/>
+      </w:pPr>
     </w:p>
     <w:p>
       <w:pPr>
-        <w:pStyle w:val="Heading3"/>
+        <w:pStyle w:val="Heading2"/>
+        <w:spacing w:before="200" w:after="80"/>
       </w:pPr>
       <w:r>
-        <w:t>Commands Run</w:t>
+        <w:rPr>
+          <w:rFonts w:ascii="Times New Roman" w:hAnsi="Times New Roman"/>
+          <w:b/>
+          <w:color w:val="204060"/>
+          <w:sz w:val="24"/>
+        </w:rPr>
+        <w:t>Outputs &amp; Observations</w:t>
       </w:r>
     </w:p>
+    <w:tbl>
+      <w:tblPr>
+        <w:tblW w:type="auto" w:w="0"/>
+        <w:tblLayout w:type="fixed"/>
+        <w:tblLook w:firstColumn="1" w:firstRow="1" w:lastColumn="0" w:lastRow="0" w:noHBand="0" w:noVBand="1" w:val="04A0"/>
+      </w:tblPr>
+      <w:tblGrid>
+        <w:gridCol w:w="9360"/>
+      </w:tblGrid>
+      <w:tr>
+        <w:tc>
+          <w:tcPr>
+            <w:tcW w:type="dxa" w:w="9360"/>
+            <w:shd w:fill="F4F5F7"/>
+            <w:tcMar>
+              <w:top w:w="120" w:type="dxa"/>
+              <w:bottom w:w="120" w:type="dxa"/>
+              <w:left w:w="180" w:type="dxa"/>
+              <w:right w:w="180" w:type="dxa"/>
+            </w:tcMar>
+          </w:tcPr>
+          <w:p>
+            <w:pPr>
+              <w:spacing w:before="40" w:after="40"/>
+            </w:pPr>
+            <w:r>
+              <w:rPr>
+                <w:rFonts w:ascii="Courier New" w:hAnsi="Courier New"/>
+                <w:color w:val="24292E"/>
+                <w:sz w:val="18"/>
+              </w:rPr>
+              <w:t>$ type cd ; type ls ; type echo ; which ls</w:t>
+              <w:br/>
+              <w:t>cd is a shell builtin</w:t>
+              <w:br/>
+              <w:t>ls is aliased to `ls --color=auto`</w:t>
+              <w:br/>
+              <w:t>echo is a shell builtin</w:t>
+              <w:br/>
+              <w:t>/usr/bin/ls</w:t>
+              <w:br/>
+              <w:br/>
+              <w:t>$ echo $PATH | tr ':' '\n'</w:t>
+              <w:br/>
+              <w:t>/usr/local/sbin</w:t>
+              <w:br/>
+              <w:t>/usr/local/bin</w:t>
+              <w:br/>
+              <w:t>/usr/sbin</w:t>
+              <w:br/>
+              <w:t>/usr/bin</w:t>
+              <w:br/>
+              <w:t>/sbin</w:t>
+              <w:br/>
+              <w:t>/bin</w:t>
+              <w:br/>
+              <w:t>/snap/bin</w:t>
+              <w:br/>
+              <w:br/>
+              <w:t>$ nosuchprog ; echo "exit code: $?"</w:t>
+              <w:br/>
+              <w:t>bash: nosuchprog: command not found</w:t>
+              <w:br/>
+              <w:t>exit code: 127</w:t>
+            </w:r>
+          </w:p>
+        </w:tc>
+      </w:tr>
+    </w:tbl>
     <w:p>
-      <w:r>
-        <w:rPr>
-          <w:rFonts w:ascii="Courier New" w:hAnsi="Courier New"/>
-          <w:sz w:val="19"/>
-        </w:rPr>
-        <w:t>ls /usr/sh  # pressed Tab twice -&gt; shows matches (/usr/share, /usr/shift, etc.)</w:t>
-        <w:br/>
-        <w:t>cd /et      # pressed Tab once -&gt; auto-completes to cd /etc/</w:t>
-        <w:br/>
-        <w:br/>
-        <w:t># History search: Ctrl+R -&gt; reverse-i-search</w:t>
-        <w:br/>
-        <w:t>type cd ; type ls ; type echo ; which ls</w:t>
-        <w:br/>
-        <w:t>echo $PATH</w:t>
-        <w:br/>
-        <w:t>echo $PATH | tr ':' '\n'</w:t>
-        <w:br/>
-        <w:t>nosuchprog ; echo "exit code: $?"</w:t>
-        <w:br/>
-        <w:br/>
-        <w:t>man ls</w:t>
-        <w:br/>
-        <w:t>ls --help | head</w:t>
-        <w:br/>
-        <w:t>man -k "list directory"</w:t>
-        <w:br/>
-        <w:t>help cd</w:t>
-      </w:r>
+      <w:pPr>
+        <w:spacing w:before="0" w:after="80"/>
+      </w:pPr>
     </w:p>
     <w:p>
       <w:pPr>
-        <w:pStyle w:val="Heading3"/>
+        <w:spacing w:before="40" w:after="200"/>
+        <w:jc w:val="center"/>
       </w:pPr>
       <w:r>
-        <w:t>Outputs &amp; Observations</w:t>
-      </w:r>
-    </w:p>
-    <w:p>
-      <w:r>
-        <w:t>- **Tab completion:** Typing `cd /et` and pressing Tab completed uniquely to `cd /etc/`. Typing `ls /usr/sh` and pressing Tab twice displayed all possible directory prefix matches (`/usr/share/`).</w:t>
-      </w:r>
-    </w:p>
-    <w:p>
-      <w:r>
-        <w:t>- **History recall (`Ctrl+R`):** Allowed incremental backward searching through `~/.bash_history` by matching character substrings.</w:t>
-      </w:r>
-    </w:p>
-    <w:p>
-      <w:r>
-        <w:t>- **`type` and `which`:**</w:t>
-      </w:r>
-    </w:p>
-    <w:p>
-      <w:r>
-        <w:t xml:space="preserve">  ```</w:t>
-      </w:r>
-    </w:p>
-    <w:p>
-      <w:r>
-        <w:t xml:space="preserve">  $ type cd ; type ls ; type echo ; which ls</w:t>
-      </w:r>
-    </w:p>
-    <w:p>
-      <w:r>
-        <w:t xml:space="preserve">  cd is a shell builtin</w:t>
-      </w:r>
-    </w:p>
-    <w:p>
-      <w:r>
-        <w:t xml:space="preserve">  ls is aliased to `ls --color=auto`</w:t>
-      </w:r>
-    </w:p>
-    <w:p>
-      <w:r>
-        <w:t xml:space="preserve">  echo is a shell builtin</w:t>
-      </w:r>
-    </w:p>
-    <w:p>
-      <w:r>
-        <w:t xml:space="preserve">  /usr/bin/ls</w:t>
-      </w:r>
-    </w:p>
-    <w:p>
-      <w:r>
-        <w:t xml:space="preserve">  ```</w:t>
-      </w:r>
-    </w:p>
-    <w:p>
-      <w:r>
-        <w:t>- **Exit code of missing program:**</w:t>
-      </w:r>
-    </w:p>
-    <w:p>
-      <w:r>
-        <w:t xml:space="preserve">  ```</w:t>
-      </w:r>
-    </w:p>
-    <w:p>
-      <w:r>
-        <w:t xml:space="preserve">  $ nosuchprog ; echo "exit code: $?"</w:t>
-      </w:r>
-    </w:p>
-    <w:p>
-      <w:r>
-        <w:t xml:space="preserve">  bash: nosuchprog: command not found</w:t>
-      </w:r>
-    </w:p>
-    <w:p>
-      <w:r>
-        <w:t xml:space="preserve">  exit code: 127</w:t>
-      </w:r>
-    </w:p>
-    <w:p>
-      <w:r>
-        <w:t xml:space="preserve">  ```</w:t>
-      </w:r>
-    </w:p>
-    <w:p>
-      <w:pPr>
-        <w:pStyle w:val="Heading3"/>
-      </w:pPr>
-      <w:r>
-        <w:t>Questions &amp; Answers</w:t>
-      </w:r>
-    </w:p>
-    <w:p>
-      <w:r>
-        <w:t xml:space="preserve">1. **Which of `cd`, `ls`, `echo` are built-ins, and why MUST `cd` be one?**  </w:t>
-      </w:r>
-    </w:p>
-    <w:p>
-      <w:r>
-        <w:t xml:space="preserve">   `cd` and `echo` are shell built-ins (`ls` is an external binary located at `/usr/bin/ls`). `cd` **must** be a built-in because in Unix every process has its own isolated Current Working Directory (CWD) stored in its Process Control Block (PCB). If `cd` were an external binary, the shell would `fork()` a child process to run it; the child would change its own directory and terminate, leaving the parent shell in the exact same directory as before.</w:t>
-      </w:r>
-    </w:p>
-    <w:p>
-      <w:r>
-        <w:t xml:space="preserve">2. **How many directories are in your PATH, and in which one is `ls`?**  </w:t>
-      </w:r>
-    </w:p>
-    <w:p>
-      <w:r>
-        <w:t xml:space="preserve">   There are 7 directories in the standard Linux PATH (`/usr/local/sbin`, `/usr/local/bin`, `/usr/sbin`, `/usr/bin`, `/sbin`, `/bin`, `/snap/bin`). The `ls` executable is located in `/usr/bin` (with `/bin` commonly being a symlink to `/usr/bin`).</w:t>
-      </w:r>
-    </w:p>
-    <w:p>
-      <w:r>
-        <w:t xml:space="preserve">3. **What exit code does a command that is not found return?**  </w:t>
-      </w:r>
-    </w:p>
-    <w:p>
-      <w:r>
-        <w:t xml:space="preserve">   It returns exit code **`127`**.</w:t>
-      </w:r>
-    </w:p>
-    <w:p>
-      <w:r>
-        <w:t xml:space="preserve">4. **Which option of `ls` sorts by modification time?**  </w:t>
-      </w:r>
-    </w:p>
-    <w:p>
-      <w:r>
-        <w:t xml:space="preserve">   The **`-t`** option (`ls -t` or `ls -lt`), which sorts entries by modification time, newest first.</w:t>
+        <w:rPr>
+          <w:rFonts w:ascii="Times New Roman" w:hAnsi="Times New Roman"/>
+          <w:b/>
+          <w:i/>
+          <w:color w:val="333333"/>
+          <w:sz w:val="20"/>
+        </w:rPr>
+        <w:t>Figure 3.1 – Command classification, PATH lookup, and exit status verification.</w:t>
       </w:r>
     </w:p>
     <w:p>
       <w:pPr>
         <w:pStyle w:val="Heading2"/>
+        <w:spacing w:before="200" w:after="80"/>
       </w:pPr>
       <w:r>
+        <w:rPr>
+          <w:rFonts w:ascii="Times New Roman" w:hAnsi="Times New Roman"/>
+          <w:b/>
+          <w:color w:val="204060"/>
+          <w:sz w:val="24"/>
+        </w:rPr>
+        <w:t>Observe Questions &amp; Answers</w:t>
+      </w:r>
+    </w:p>
+    <w:p>
+      <w:pPr>
+        <w:spacing w:before="40" w:after="80" w:line="276" w:lineRule="auto"/>
+      </w:pPr>
+      <w:r>
+        <w:rPr>
+          <w:rFonts w:ascii="Times New Roman" w:hAnsi="Times New Roman"/>
+          <w:sz w:val="22"/>
+        </w:rPr>
+        <w:t xml:space="preserve">1. </w:t>
+      </w:r>
+      <w:r>
+        <w:rPr>
+          <w:rFonts w:ascii="Times New Roman" w:hAnsi="Times New Roman"/>
+          <w:b/>
+          <w:sz w:val="22"/>
+        </w:rPr>
+        <w:t>Which of `cd`, `ls`, `echo` are built-ins, and why MUST `cd` be one?</w:t>
+      </w:r>
+    </w:p>
+    <w:p>
+      <w:pPr>
+        <w:spacing w:before="40" w:after="80" w:line="276" w:lineRule="auto"/>
+      </w:pPr>
+      <w:r>
+        <w:rPr>
+          <w:rFonts w:ascii="Times New Roman" w:hAnsi="Times New Roman"/>
+          <w:sz w:val="22"/>
+        </w:rPr>
+        <w:t xml:space="preserve">`cd` and `echo` are shell built-ins (`ls` is an external binary located at `/usr/bin/ls`). `cd` </w:t>
+      </w:r>
+      <w:r>
+        <w:rPr>
+          <w:rFonts w:ascii="Times New Roman" w:hAnsi="Times New Roman"/>
+          <w:b/>
+          <w:sz w:val="22"/>
+        </w:rPr>
+        <w:t>must</w:t>
+      </w:r>
+      <w:r>
+        <w:rPr>
+          <w:rFonts w:ascii="Times New Roman" w:hAnsi="Times New Roman"/>
+          <w:sz w:val="22"/>
+        </w:rPr>
+        <w:t xml:space="preserve"> be a built-in because in Unix every process maintains its own isolated Current Working Directory (CWD) stored in its Process Control Block (PCB). If `cd` were an external binary, the shell would `fork()` a child process to run it; the child would change its own directory and terminate, leaving the parent shell in the exact same directory as before.</w:t>
+      </w:r>
+    </w:p>
+    <w:p>
+      <w:pPr>
+        <w:spacing w:before="40" w:after="80" w:line="276" w:lineRule="auto"/>
+      </w:pPr>
+      <w:r>
+        <w:rPr>
+          <w:rFonts w:ascii="Times New Roman" w:hAnsi="Times New Roman"/>
+          <w:sz w:val="22"/>
+        </w:rPr>
+        <w:t xml:space="preserve">2. </w:t>
+      </w:r>
+      <w:r>
+        <w:rPr>
+          <w:rFonts w:ascii="Times New Roman" w:hAnsi="Times New Roman"/>
+          <w:b/>
+          <w:sz w:val="22"/>
+        </w:rPr>
+        <w:t>How many directories are in your PATH, and in which one is `ls`?</w:t>
+      </w:r>
+    </w:p>
+    <w:p>
+      <w:pPr>
+        <w:spacing w:before="40" w:after="80" w:line="276" w:lineRule="auto"/>
+      </w:pPr>
+      <w:r>
+        <w:rPr>
+          <w:rFonts w:ascii="Times New Roman" w:hAnsi="Times New Roman"/>
+          <w:sz w:val="22"/>
+        </w:rPr>
+        <w:t>There are 7 directories in the standard Linux PATH (`/usr/local/sbin`, `/usr/local/bin`, `/usr/sbin`, `/usr/bin`, `/sbin`, `/bin`, `/snap/bin`). The `ls` executable is located in `/usr/bin` (with `/bin` being a symlink to `/usr/bin`).</w:t>
+      </w:r>
+    </w:p>
+    <w:p>
+      <w:pPr>
+        <w:spacing w:before="40" w:after="80" w:line="276" w:lineRule="auto"/>
+      </w:pPr>
+      <w:r>
+        <w:rPr>
+          <w:rFonts w:ascii="Times New Roman" w:hAnsi="Times New Roman"/>
+          <w:sz w:val="22"/>
+        </w:rPr>
+        <w:t xml:space="preserve">3. </w:t>
+      </w:r>
+      <w:r>
+        <w:rPr>
+          <w:rFonts w:ascii="Times New Roman" w:hAnsi="Times New Roman"/>
+          <w:b/>
+          <w:sz w:val="22"/>
+        </w:rPr>
+        <w:t>What exit code does a command that is not found return?</w:t>
+      </w:r>
+    </w:p>
+    <w:p>
+      <w:pPr>
+        <w:spacing w:before="40" w:after="80" w:line="276" w:lineRule="auto"/>
+      </w:pPr>
+      <w:r>
+        <w:rPr>
+          <w:rFonts w:ascii="Times New Roman" w:hAnsi="Times New Roman"/>
+          <w:sz w:val="22"/>
+        </w:rPr>
+        <w:t xml:space="preserve">It returns exit code </w:t>
+      </w:r>
+      <w:r>
+        <w:rPr>
+          <w:rFonts w:ascii="Times New Roman" w:hAnsi="Times New Roman"/>
+          <w:b/>
+          <w:sz w:val="22"/>
+        </w:rPr>
+        <w:t>`127`</w:t>
+      </w:r>
+      <w:r>
+        <w:rPr>
+          <w:rFonts w:ascii="Times New Roman" w:hAnsi="Times New Roman"/>
+          <w:sz w:val="22"/>
+        </w:rPr>
+        <w:t>.</w:t>
+      </w:r>
+    </w:p>
+    <w:p>
+      <w:pPr>
+        <w:spacing w:before="40" w:after="80" w:line="276" w:lineRule="auto"/>
+      </w:pPr>
+      <w:r>
+        <w:rPr>
+          <w:rFonts w:ascii="Times New Roman" w:hAnsi="Times New Roman"/>
+          <w:sz w:val="22"/>
+        </w:rPr>
+        <w:t xml:space="preserve">4. </w:t>
+      </w:r>
+      <w:r>
+        <w:rPr>
+          <w:rFonts w:ascii="Times New Roman" w:hAnsi="Times New Roman"/>
+          <w:b/>
+          <w:sz w:val="22"/>
+        </w:rPr>
+        <w:t>Which option of `ls` sorts by modification time?</w:t>
+      </w:r>
+    </w:p>
+    <w:p>
+      <w:pPr>
+        <w:spacing w:before="40" w:after="80" w:line="276" w:lineRule="auto"/>
+      </w:pPr>
+      <w:r>
+        <w:rPr>
+          <w:rFonts w:ascii="Times New Roman" w:hAnsi="Times New Roman"/>
+          <w:sz w:val="22"/>
+        </w:rPr>
+        <w:t xml:space="preserve">The </w:t>
+      </w:r>
+      <w:r>
+        <w:rPr>
+          <w:rFonts w:ascii="Times New Roman" w:hAnsi="Times New Roman"/>
+          <w:b/>
+          <w:sz w:val="22"/>
+        </w:rPr>
+        <w:t>`-t`</w:t>
+      </w:r>
+      <w:r>
+        <w:rPr>
+          <w:rFonts w:ascii="Times New Roman" w:hAnsi="Times New Roman"/>
+          <w:sz w:val="22"/>
+        </w:rPr>
+        <w:t xml:space="preserve"> option (`ls -t` or `ls -lt`), which sorts entries by modification time, newest first.</w:t>
+      </w:r>
+    </w:p>
+    <w:p>
+      <w:pPr>
+        <w:pStyle w:val="Heading1"/>
+        <w:spacing w:before="280" w:after="120"/>
+      </w:pPr>
+      <w:r>
+        <w:rPr>
+          <w:rFonts w:ascii="Times New Roman" w:hAnsi="Times New Roman"/>
+          <w:b/>
+          <w:color w:val="0F2D59"/>
+          <w:sz w:val="28"/>
+        </w:rPr>
         <w:t>Part 2. What the Shell Does to Your Line</w:t>
       </w:r>
     </w:p>
     <w:p>
       <w:pPr>
-        <w:pStyle w:val="Heading3"/>
+        <w:pStyle w:val="Heading2"/>
+        <w:spacing w:before="200" w:after="80"/>
       </w:pPr>
       <w:r>
+        <w:rPr>
+          <w:rFonts w:ascii="Times New Roman" w:hAnsi="Times New Roman"/>
+          <w:b/>
+          <w:color w:val="204060"/>
+          <w:sz w:val="24"/>
+        </w:rPr>
         <w:t>Prediction vs. Real Output Table</w:t>
       </w:r>
     </w:p>
     <w:p>
       <w:pPr>
+        <w:spacing w:before="20" w:after="20"/>
         <w:ind w:left="288"/>
       </w:pPr>
       <w:r>
+        <w:rPr>
+          <w:rFonts w:ascii="Times New Roman" w:hAnsi="Times New Roman"/>
+          <w:sz w:val="20"/>
+        </w:rPr>
         <w:t>Command | My Prediction | Real Output | Explanation (if different)</w:t>
       </w:r>
     </w:p>
     <w:p>
       <w:pPr>
+        <w:spacing w:before="20" w:after="20"/>
         <w:ind w:left="288"/>
       </w:pPr>
       <w:r>
+        <w:rPr>
+          <w:rFonts w:ascii="Times New Roman" w:hAnsi="Times New Roman"/>
+          <w:sz w:val="20"/>
+        </w:rPr>
         <w:t>`echo *.c` | `a.c b.c` | `a.c b.c` | Matches all filenames ending with `.c`.</w:t>
       </w:r>
     </w:p>
     <w:p>
       <w:pPr>
+        <w:spacing w:before="20" w:after="20"/>
         <w:ind w:left="288"/>
       </w:pPr>
       <w:r>
+        <w:rPr>
+          <w:rFonts w:ascii="Times New Roman" w:hAnsi="Times New Roman"/>
+          <w:sz w:val="20"/>
+        </w:rPr>
         <w:t>`echo file?.txt` | `file1.txt file2.txt` | `file1.txt file2.txt` | `?` matches exactly one character.</w:t>
       </w:r>
     </w:p>
     <w:p>
       <w:pPr>
+        <w:spacing w:before="20" w:after="20"/>
         <w:ind w:left="288"/>
       </w:pPr>
       <w:r>
+        <w:rPr>
+          <w:rFonts w:ascii="Times New Roman" w:hAnsi="Times New Roman"/>
+          <w:sz w:val="20"/>
+        </w:rPr>
         <w:t>`echo [a-b]*` | `a.c b.c` | `a.c b.c` | Matches filenames starting with `a` or `b`.</w:t>
       </w:r>
     </w:p>
     <w:p>
       <w:pPr>
+        <w:spacing w:before="20" w:after="20"/>
         <w:ind w:left="288"/>
       </w:pPr>
       <w:r>
+        <w:rPr>
+          <w:rFonts w:ascii="Times New Roman" w:hAnsi="Times New Roman"/>
+          <w:sz w:val="20"/>
+        </w:rPr>
         <w:t>`echo *.xyz` | `*.xyz` | `*.xyz` | When no file matches, Bash preserves the literal glob string.</w:t>
       </w:r>
     </w:p>
     <w:p>
       <w:pPr>
+        <w:spacing w:before="20" w:after="20"/>
         <w:ind w:left="288"/>
       </w:pPr>
       <w:r>
+        <w:rPr>
+          <w:rFonts w:ascii="Times New Roman" w:hAnsi="Times New Roman"/>
+          <w:sz w:val="20"/>
+        </w:rPr>
         <w:t>`ls alfa beta.txt` | Error | `ls: cannot access 'alfa': No such file...` | The space splits the name into two arguments (`alfa` and `beta.txt`).</w:t>
       </w:r>
     </w:p>
     <w:p>
       <w:pPr>
+        <w:spacing w:before="20" w:after="20"/>
         <w:ind w:left="288"/>
       </w:pPr>
       <w:r>
+        <w:rPr>
+          <w:rFonts w:ascii="Times New Roman" w:hAnsi="Times New Roman"/>
+          <w:sz w:val="20"/>
+        </w:rPr>
         <w:t>`ls "alfa beta.txt"` | `alfa beta.txt` | `'alfa beta.txt'` | Double quotes treat the string as a single token.</w:t>
       </w:r>
     </w:p>
     <w:p>
       <w:pPr>
+        <w:spacing w:before="20" w:after="20"/>
         <w:ind w:left="288"/>
       </w:pPr>
       <w:r>
-        <w:t>`echo '$HOME' "$HOME" \$HOME` | `$HOME /home/student /home/student` | `$HOME /home/student /home/student` | Single quotes inhibit all expansions; double quotes expand `$`; `\` escapes `$`.</w:t>
+        <w:rPr>
+          <w:rFonts w:ascii="Times New Roman" w:hAnsi="Times New Roman"/>
+          <w:sz w:val="20"/>
+        </w:rPr>
+        <w:t>`echo '$HOME' "$HOME" \$HOME` | `$HOME /home/student /home/student` | `$HOME /home/student /home/student` | Single quotes inhibit expansions; double quotes expand `$`; `\` escapes `$`.</w:t>
       </w:r>
     </w:p>
     <w:p>
       <w:pPr>
+        <w:spacing w:before="20" w:after="20"/>
         <w:ind w:left="288"/>
       </w:pPr>
       <w:r>
+        <w:rPr>
+          <w:rFonts w:ascii="Times New Roman" w:hAnsi="Times New Roman"/>
+          <w:sz w:val="20"/>
+        </w:rPr>
         <w:t>`echo {1..5} ; echo $((7 * 6))` | `1 2 3 4 5` then `42` | `1 2 3 4 5` and `42` | Demonstrates brace expansion and arithmetic evaluation `$(( ))`.</w:t>
       </w:r>
     </w:p>
     <w:p>
       <w:pPr>
+        <w:spacing w:before="20" w:after="20"/>
         <w:ind w:left="288"/>
       </w:pPr>
       <w:r>
+        <w:rPr>
+          <w:rFonts w:ascii="Times New Roman" w:hAnsi="Times New Roman"/>
+          <w:sz w:val="20"/>
+        </w:rPr>
         <w:t>`echo "today is $(date +%A), I am $(whoami)"` | Current weekday and username | `today is Thursday, I am student` | Demonstrates command substitution `$()`.</w:t>
       </w:r>
     </w:p>
     <w:p>
       <w:pPr>
+        <w:spacing w:before="20" w:after="20"/>
         <w:ind w:left="288"/>
       </w:pPr>
       <w:r>
-        <w:t>`touch log{1..3}.txt &amp;&amp; ls log*` | Lists log1.txt log2.txt log3.txt | `log1.txt log2.txt log3.txt` | Brace expansion generates the names, and globbing lists them.</w:t>
-      </w:r>
-    </w:p>
-    <w:p>
-      <w:pPr>
-        <w:pStyle w:val="Heading3"/>
-      </w:pPr>
-      <w:r>
-        <w:t>Questions &amp; Answers</w:t>
-      </w:r>
-    </w:p>
-    <w:p>
-      <w:r>
-        <w:t xml:space="preserve">1. **`echo` knows nothing about files, yet `echo *.c` printed file names. Who produced them?**  </w:t>
-      </w:r>
-    </w:p>
-    <w:p>
-      <w:r>
-        <w:t xml:space="preserve">   The shell produced them. Bash performs filename expansion (globbing) *before* invoking `echo`, substituting `*.c` with the matched file list (`a.c b.c`).</w:t>
-      </w:r>
-    </w:p>
-    <w:p>
-      <w:r>
-        <w:t xml:space="preserve">2. **Why did `ls alfa beta.txt` fail? Give two different ways to fix it.**  </w:t>
-      </w:r>
-    </w:p>
-    <w:p>
-      <w:r>
-        <w:t xml:space="preserve">   It failed because the shell uses unescaped whitespace as an argument separator, passing two arguments (`alfa` and `beta.txt`).  </w:t>
-      </w:r>
-    </w:p>
-    <w:p>
-      <w:r>
-        <w:t xml:space="preserve">   - Fix 1: Quotation — `ls "alfa beta.txt"` (or single quotes).  </w:t>
-      </w:r>
-    </w:p>
-    <w:p>
-      <w:r>
-        <w:t xml:space="preserve">   - Fix 2: Backslash escape — `ls alfa\ beta.txt`.</w:t>
-      </w:r>
-    </w:p>
-    <w:p>
-      <w:r>
-        <w:t xml:space="preserve">3. **What is the difference between single and double quotes?**  </w:t>
-      </w:r>
-    </w:p>
-    <w:p>
-      <w:r>
-        <w:t xml:space="preserve">   Single quotes (`'...'`) preserve the literal value of all characters within, completely disabling parameter expansion, command substitution, and arithmetic. Double quotes (`"..."`) preserve whitespace and literals while still allowing parameter expansion (`$VAR`), command substitution (`$(cmd)`), and arithmetic evaluation (`$((expr))`).</w:t>
-      </w:r>
-    </w:p>
-    <w:p>
-      <w:r>
-        <w:t xml:space="preserve">4. **Why `ls` displays `'alfa beta.txt'` in quotes:**  </w:t>
-      </w:r>
-    </w:p>
-    <w:p>
-      <w:r>
-        <w:t xml:space="preserve">   GNU `ls` automatically wraps file names containing spaces or special characters in single quotes to alert the user that the name contains whitespace that would require escaping in the shell.</w:t>
+        <w:rPr>
+          <w:rFonts w:ascii="Times New Roman" w:hAnsi="Times New Roman"/>
+          <w:sz w:val="20"/>
+        </w:rPr>
+        <w:t>`touch log{1..3}.txt &amp;&amp; ls log*` | Lists log1.txt log2.txt log3.txt | `log1.txt log2.txt log3.txt` | Brace expansion generates names, globbing lists them.</w:t>
       </w:r>
     </w:p>
     <w:p>
       <w:pPr>
         <w:pStyle w:val="Heading2"/>
+        <w:spacing w:before="200" w:after="80"/>
       </w:pPr>
       <w:r>
+        <w:rPr>
+          <w:rFonts w:ascii="Times New Roman" w:hAnsi="Times New Roman"/>
+          <w:b/>
+          <w:color w:val="204060"/>
+          <w:sz w:val="24"/>
+        </w:rPr>
+        <w:t>Observe Questions &amp; Answers</w:t>
+      </w:r>
+    </w:p>
+    <w:p>
+      <w:pPr>
+        <w:spacing w:before="40" w:after="80" w:line="276" w:lineRule="auto"/>
+      </w:pPr>
+      <w:r>
+        <w:rPr>
+          <w:rFonts w:ascii="Times New Roman" w:hAnsi="Times New Roman"/>
+          <w:sz w:val="22"/>
+        </w:rPr>
+        <w:t xml:space="preserve">1. </w:t>
+      </w:r>
+      <w:r>
+        <w:rPr>
+          <w:rFonts w:ascii="Times New Roman" w:hAnsi="Times New Roman"/>
+          <w:b/>
+          <w:sz w:val="22"/>
+        </w:rPr>
+        <w:t>`echo` knows nothing about files, yet `echo *.c` printed file names. Who produced them?</w:t>
+      </w:r>
+    </w:p>
+    <w:p>
+      <w:pPr>
+        <w:spacing w:before="40" w:after="80" w:line="276" w:lineRule="auto"/>
+      </w:pPr>
+      <w:r>
+        <w:rPr>
+          <w:rFonts w:ascii="Times New Roman" w:hAnsi="Times New Roman"/>
+          <w:sz w:val="22"/>
+        </w:rPr>
+        <w:t>The shell produced them. Bash performs filename expansion (globbing) *before* invoking `echo`, substituting `*.c` with the matched file list (`a.c b.c`).</w:t>
+      </w:r>
+    </w:p>
+    <w:p>
+      <w:pPr>
+        <w:spacing w:before="40" w:after="80" w:line="276" w:lineRule="auto"/>
+      </w:pPr>
+      <w:r>
+        <w:rPr>
+          <w:rFonts w:ascii="Times New Roman" w:hAnsi="Times New Roman"/>
+          <w:sz w:val="22"/>
+        </w:rPr>
+        <w:t xml:space="preserve">2. </w:t>
+      </w:r>
+      <w:r>
+        <w:rPr>
+          <w:rFonts w:ascii="Times New Roman" w:hAnsi="Times New Roman"/>
+          <w:b/>
+          <w:sz w:val="22"/>
+        </w:rPr>
+        <w:t>Why did `ls alfa beta.txt` fail? Give two different ways to fix it.</w:t>
+      </w:r>
+    </w:p>
+    <w:p>
+      <w:pPr>
+        <w:spacing w:before="40" w:after="80" w:line="276" w:lineRule="auto"/>
+      </w:pPr>
+      <w:r>
+        <w:rPr>
+          <w:rFonts w:ascii="Times New Roman" w:hAnsi="Times New Roman"/>
+          <w:sz w:val="22"/>
+        </w:rPr>
+        <w:t>It failed because the shell uses unescaped whitespace as an argument separator, passing two distinct arguments (`alfa` and `beta.txt`).</w:t>
+      </w:r>
+    </w:p>
+    <w:p>
+      <w:pPr>
+        <w:spacing w:before="40" w:after="80" w:line="276" w:lineRule="auto"/>
+      </w:pPr>
+      <w:r>
+        <w:rPr>
+          <w:rFonts w:ascii="Times New Roman" w:hAnsi="Times New Roman"/>
+          <w:sz w:val="22"/>
+        </w:rPr>
+        <w:t>- Fix 1: Quotation — `ls "alfa beta.txt"` (or single quotes).</w:t>
+      </w:r>
+    </w:p>
+    <w:p>
+      <w:pPr>
+        <w:spacing w:before="40" w:after="80" w:line="276" w:lineRule="auto"/>
+      </w:pPr>
+      <w:r>
+        <w:rPr>
+          <w:rFonts w:ascii="Times New Roman" w:hAnsi="Times New Roman"/>
+          <w:sz w:val="22"/>
+        </w:rPr>
+        <w:t>- Fix 2: Backslash escape — `ls alfa\ beta.txt`.</w:t>
+      </w:r>
+    </w:p>
+    <w:p>
+      <w:pPr>
+        <w:spacing w:before="40" w:after="80" w:line="276" w:lineRule="auto"/>
+      </w:pPr>
+      <w:r>
+        <w:rPr>
+          <w:rFonts w:ascii="Times New Roman" w:hAnsi="Times New Roman"/>
+          <w:sz w:val="22"/>
+        </w:rPr>
+        <w:t xml:space="preserve">3. </w:t>
+      </w:r>
+      <w:r>
+        <w:rPr>
+          <w:rFonts w:ascii="Times New Roman" w:hAnsi="Times New Roman"/>
+          <w:b/>
+          <w:sz w:val="22"/>
+        </w:rPr>
+        <w:t>What is the difference between single and double quotes?</w:t>
+      </w:r>
+    </w:p>
+    <w:p>
+      <w:pPr>
+        <w:spacing w:before="40" w:after="80" w:line="276" w:lineRule="auto"/>
+      </w:pPr>
+      <w:r>
+        <w:rPr>
+          <w:rFonts w:ascii="Times New Roman" w:hAnsi="Times New Roman"/>
+          <w:sz w:val="22"/>
+        </w:rPr>
+        <w:t>Single quotes (`'...'`) preserve the literal value of all enclosed characters, completely disabling parameter expansion, command substitution, and arithmetic. Double quotes (`"..."`) preserve whitespace and literals while still allowing parameter expansion (`$VAR`), command substitution (`$(cmd)`), and arithmetic evaluation (`$((expr))`).</w:t>
+      </w:r>
+    </w:p>
+    <w:p>
+      <w:pPr>
+        <w:spacing w:before="40" w:after="80" w:line="276" w:lineRule="auto"/>
+      </w:pPr>
+      <w:r>
+        <w:rPr>
+          <w:rFonts w:ascii="Times New Roman" w:hAnsi="Times New Roman"/>
+          <w:sz w:val="22"/>
+        </w:rPr>
+        <w:t xml:space="preserve">4. </w:t>
+      </w:r>
+      <w:r>
+        <w:rPr>
+          <w:rFonts w:ascii="Times New Roman" w:hAnsi="Times New Roman"/>
+          <w:b/>
+          <w:sz w:val="22"/>
+        </w:rPr>
+        <w:t>Why `ls` displays `'alfa beta.txt'` in quotes:</w:t>
+      </w:r>
+    </w:p>
+    <w:p>
+      <w:pPr>
+        <w:spacing w:before="40" w:after="80" w:line="276" w:lineRule="auto"/>
+      </w:pPr>
+      <w:r>
+        <w:rPr>
+          <w:rFonts w:ascii="Times New Roman" w:hAnsi="Times New Roman"/>
+          <w:sz w:val="22"/>
+        </w:rPr>
+        <w:t>GNU `ls` automatically wraps file names containing spaces in quotes to alert the user that the name contains whitespace that would require escaping in the shell.</w:t>
+      </w:r>
+    </w:p>
+    <w:p>
+      <w:pPr>
+        <w:pStyle w:val="Heading1"/>
+        <w:spacing w:before="280" w:after="120"/>
+      </w:pPr>
+      <w:r>
+        <w:rPr>
+          <w:rFonts w:ascii="Times New Roman" w:hAnsi="Times New Roman"/>
+          <w:b/>
+          <w:color w:val="0F2D59"/>
+          <w:sz w:val="28"/>
+        </w:rPr>
         <w:t>Part 3. Redirection, Chaining, and Jobs</w:t>
       </w:r>
     </w:p>
     <w:p>
       <w:pPr>
-        <w:pStyle w:val="Heading3"/>
+        <w:pStyle w:val="Heading2"/>
+        <w:spacing w:before="200" w:after="80"/>
       </w:pPr>
       <w:r>
-        <w:t>Observations &amp; Explanations</w:t>
+        <w:rPr>
+          <w:rFonts w:ascii="Times New Roman" w:hAnsi="Times New Roman"/>
+          <w:b/>
+          <w:color w:val="204060"/>
+          <w:sz w:val="24"/>
+        </w:rPr>
+        <w:t>Observe Questions &amp; Answers</w:t>
       </w:r>
     </w:p>
     <w:p>
+      <w:pPr>
+        <w:spacing w:before="40" w:after="80" w:line="276" w:lineRule="auto"/>
+      </w:pPr>
       <w:r>
-        <w:t xml:space="preserve">1. **Which file got the error message, and which got the listing?**  </w:t>
+        <w:rPr>
+          <w:rFonts w:ascii="Times New Roman" w:hAnsi="Times New Roman"/>
+          <w:sz w:val="22"/>
+        </w:rPr>
+        <w:t xml:space="preserve">1. </w:t>
+      </w:r>
+      <w:r>
+        <w:rPr>
+          <w:rFonts w:ascii="Times New Roman" w:hAnsi="Times New Roman"/>
+          <w:b/>
+          <w:sz w:val="22"/>
+        </w:rPr>
+        <w:t>Which file got the error message, and which got the listing?</w:t>
       </w:r>
     </w:p>
     <w:p>
+      <w:pPr>
+        <w:spacing w:before="40" w:after="80" w:line="276" w:lineRule="auto"/>
+      </w:pPr>
       <w:r>
-        <w:t xml:space="preserve">   `out.txt` received standard output (stdout, fd 1) with the directory contents of `/etc`. `err.txt` received standard error (stderr, fd 2) with the error message `ls: cannot access '/nope': No such file or directory`.</w:t>
+        <w:rPr>
+          <w:rFonts w:ascii="Times New Roman" w:hAnsi="Times New Roman"/>
+          <w:sz w:val="22"/>
+        </w:rPr>
+        <w:t>`out.txt` received standard output (stdout, fd 1) with the directory contents of `/etc`. `err.txt` received standard error (stderr, fd 2) with the error message `ls: cannot access '/nope': No such file or directory`.</w:t>
       </w:r>
     </w:p>
     <w:p>
+      <w:pPr>
+        <w:spacing w:before="40" w:after="80" w:line="276" w:lineRule="auto"/>
+      </w:pPr>
       <w:r>
-        <w:t xml:space="preserve">2. **What is the difference between `&gt; all.txt 2&gt;&amp;1` and `2&gt;&amp;1 &gt; all.txt`?**  </w:t>
+        <w:rPr>
+          <w:rFonts w:ascii="Times New Roman" w:hAnsi="Times New Roman"/>
+          <w:sz w:val="22"/>
+        </w:rPr>
+        <w:t xml:space="preserve">2. </w:t>
+      </w:r>
+      <w:r>
+        <w:rPr>
+          <w:rFonts w:ascii="Times New Roman" w:hAnsi="Times New Roman"/>
+          <w:b/>
+          <w:sz w:val="22"/>
+        </w:rPr>
+        <w:t>What is the difference between `&gt; all.txt 2&gt;&amp;1` and `2&gt;&amp;1 &gt; all.txt`?</w:t>
       </w:r>
     </w:p>
     <w:p>
+      <w:pPr>
+        <w:spacing w:before="40" w:after="80" w:line="276" w:lineRule="auto"/>
+      </w:pPr>
       <w:r>
-        <w:t xml:space="preserve">   Redirections are evaluated strictly left-to-right:</w:t>
+        <w:rPr>
+          <w:rFonts w:ascii="Times New Roman" w:hAnsi="Times New Roman"/>
+          <w:sz w:val="22"/>
+        </w:rPr>
+        <w:t>Redirections are evaluated strictly left-to-right:</w:t>
       </w:r>
     </w:p>
     <w:p>
+      <w:pPr>
+        <w:spacing w:before="40" w:after="80" w:line="276" w:lineRule="auto"/>
+      </w:pPr>
       <w:r>
-        <w:t xml:space="preserve">   - `&gt; all.txt 2&gt;&amp;1`: First, fd 1 is redirected to `all.txt`. Then fd 2 is duplicated to point to fd 1 (`all.txt`). Both stdout and stderr go into `all.txt`.</w:t>
+        <w:rPr>
+          <w:rFonts w:ascii="Times New Roman" w:hAnsi="Times New Roman"/>
+          <w:sz w:val="22"/>
+        </w:rPr>
+        <w:t>- `&gt; all.txt 2&gt;&amp;1`: First, fd 1 is redirected to `all.txt`. Then fd 2 is duplicated to point to fd 1 (`all.txt`). Both stdout and stderr go into `all.txt`.</w:t>
       </w:r>
     </w:p>
     <w:p>
+      <w:pPr>
+        <w:spacing w:before="40" w:after="80" w:line="276" w:lineRule="auto"/>
+      </w:pPr>
       <w:r>
-        <w:t xml:space="preserve">   - `2&gt;&amp;1 &gt; all.txt`: First, fd 2 is duplicated to where fd 1 currently points (the terminal display). Then fd 1 is redirected to `all.txt`. The result: standard output goes into `all.txt`, while error messages are still printed to the terminal screen.</w:t>
+        <w:rPr>
+          <w:rFonts w:ascii="Times New Roman" w:hAnsi="Times New Roman"/>
+          <w:sz w:val="22"/>
+        </w:rPr>
+        <w:t>- `2&gt;&amp;1 &gt; all.txt`: First, fd 2 is duplicated to where fd 1 currently points (the terminal display). Then fd 1 is redirected to `all.txt`. Standard output goes into `all.txt`, while error messages are still printed to the terminal screen.</w:t>
       </w:r>
     </w:p>
     <w:p>
+      <w:pPr>
+        <w:spacing w:before="40" w:after="80" w:line="276" w:lineRule="auto"/>
+      </w:pPr>
       <w:r>
-        <w:t xml:space="preserve">3. **Why does `wc -l &lt; access.log` print only a number, while `wc -l access.log` also prints the file name?**  </w:t>
+        <w:rPr>
+          <w:rFonts w:ascii="Times New Roman" w:hAnsi="Times New Roman"/>
+          <w:sz w:val="22"/>
+        </w:rPr>
+        <w:t xml:space="preserve">3. </w:t>
+      </w:r>
+      <w:r>
+        <w:rPr>
+          <w:rFonts w:ascii="Times New Roman" w:hAnsi="Times New Roman"/>
+          <w:b/>
+          <w:sz w:val="22"/>
+        </w:rPr>
+        <w:t>Why does `wc -l &lt; access.log` print only a number, while `wc -l access.log` also prints the file name?</w:t>
       </w:r>
     </w:p>
     <w:p>
+      <w:pPr>
+        <w:spacing w:before="40" w:after="80" w:line="276" w:lineRule="auto"/>
+      </w:pPr>
       <w:r>
-        <w:t xml:space="preserve">   In `wc -l access.log`, the filename is an argument in `argv`, so `wc` knows the filename and prints it. In `wc -l &lt; access.log`, the shell redirects standard input; `wc` reads from fd 0 without receiving any filename argument, so it prints only the line count.</w:t>
+        <w:rPr>
+          <w:rFonts w:ascii="Times New Roman" w:hAnsi="Times New Roman"/>
+          <w:sz w:val="22"/>
+        </w:rPr>
+        <w:t>In `wc -l access.log`, the filename is an argument in `argv`, so `wc` knows the filename and prints it. In `wc -l &lt; access.log`, the shell redirects standard input; `wc` reads from fd 0 without receiving any filename argument, so it prints only the line count.</w:t>
       </w:r>
     </w:p>
     <w:p>
+      <w:pPr>
+        <w:spacing w:before="40" w:after="80" w:line="276" w:lineRule="auto"/>
+      </w:pPr>
       <w:r>
-        <w:t xml:space="preserve">4. **Operators explanation:**  </w:t>
+        <w:rPr>
+          <w:rFonts w:ascii="Times New Roman" w:hAnsi="Times New Roman"/>
+          <w:sz w:val="22"/>
+        </w:rPr>
+        <w:t xml:space="preserve">4. </w:t>
+      </w:r>
+      <w:r>
+        <w:rPr>
+          <w:rFonts w:ascii="Times New Roman" w:hAnsi="Times New Roman"/>
+          <w:b/>
+          <w:sz w:val="22"/>
+        </w:rPr>
+        <w:t>Operators explanation:</w:t>
       </w:r>
     </w:p>
     <w:p>
+      <w:pPr>
+        <w:spacing w:before="40" w:after="80" w:line="276" w:lineRule="auto"/>
+      </w:pPr>
       <w:r>
-        <w:t xml:space="preserve">   - `;` (Sequence): Runs the next command unconditionally after the previous command completes.  </w:t>
+        <w:rPr>
+          <w:rFonts w:ascii="Times New Roman" w:hAnsi="Times New Roman"/>
+          <w:sz w:val="22"/>
+        </w:rPr>
+        <w:t>- `;` (Sequence): Runs the next command unconditionally after the previous command completes.</w:t>
       </w:r>
     </w:p>
     <w:p>
+      <w:pPr>
+        <w:spacing w:before="40" w:after="80" w:line="276" w:lineRule="auto"/>
+      </w:pPr>
       <w:r>
-        <w:t xml:space="preserve">   - `&amp;&amp;` (Logical AND): Runs the next command only if the preceding command succeeded (exit code 0).  </w:t>
+        <w:rPr>
+          <w:rFonts w:ascii="Times New Roman" w:hAnsi="Times New Roman"/>
+          <w:sz w:val="22"/>
+        </w:rPr>
+        <w:t>- `&amp;&amp;` (Logical AND): Runs the next command only if the preceding command succeeded (exit code 0).</w:t>
       </w:r>
     </w:p>
     <w:p>
+      <w:pPr>
+        <w:spacing w:before="40" w:after="80" w:line="276" w:lineRule="auto"/>
+      </w:pPr>
       <w:r>
-        <w:t xml:space="preserve">   - `||` (Logical OR): Runs the next command only if the preceding command failed (non-zero exit code).</w:t>
+        <w:rPr>
+          <w:rFonts w:ascii="Times New Roman" w:hAnsi="Times New Roman"/>
+          <w:sz w:val="22"/>
+        </w:rPr>
+        <w:t>- `||` (Logical OR): Runs the next command only if the preceding command failed (non-zero exit code).</w:t>
+      </w:r>
+    </w:p>
+    <w:p>
+      <w:pPr>
+        <w:pStyle w:val="Heading1"/>
+        <w:spacing w:before="280" w:after="120"/>
+      </w:pPr>
+      <w:r>
+        <w:rPr>
+          <w:rFonts w:ascii="Times New Roman" w:hAnsi="Times New Roman"/>
+          <w:b/>
+          <w:color w:val="0F2D59"/>
+          <w:sz w:val="28"/>
+        </w:rPr>
+        <w:t>Part 4. One-Liners (`oneliners.sh`)</w:t>
+      </w:r>
+    </w:p>
+    <w:p>
+      <w:pPr>
+        <w:spacing w:before="40" w:after="80" w:line="276" w:lineRule="auto"/>
+      </w:pPr>
+      <w:r>
+        <w:rPr>
+          <w:rFonts w:ascii="Times New Roman" w:hAnsi="Times New Roman"/>
+          <w:sz w:val="22"/>
+        </w:rPr>
+        <w:t>Data verified on the 500-line `access.log`:</w:t>
+      </w:r>
+    </w:p>
+    <w:tbl>
+      <w:tblPr>
+        <w:tblW w:type="auto" w:w="0"/>
+        <w:tblLayout w:type="fixed"/>
+        <w:tblLook w:firstColumn="1" w:firstRow="1" w:lastColumn="0" w:lastRow="0" w:noHBand="0" w:noVBand="1" w:val="04A0"/>
+      </w:tblPr>
+      <w:tblGrid>
+        <w:gridCol w:w="9360"/>
+      </w:tblGrid>
+      <w:tr>
+        <w:tc>
+          <w:tcPr>
+            <w:tcW w:type="dxa" w:w="9360"/>
+            <w:shd w:fill="F4F5F7"/>
+            <w:tcMar>
+              <w:top w:w="120" w:type="dxa"/>
+              <w:bottom w:w="120" w:type="dxa"/>
+              <w:left w:w="180" w:type="dxa"/>
+              <w:right w:w="180" w:type="dxa"/>
+            </w:tcMar>
+          </w:tcPr>
+          <w:p>
+            <w:pPr>
+              <w:spacing w:before="40" w:after="40"/>
+            </w:pPr>
+            <w:r>
+              <w:rPr>
+                <w:rFonts w:ascii="Courier New" w:hAnsi="Courier New"/>
+                <w:color w:val="24292E"/>
+                <w:sz w:val="18"/>
+              </w:rPr>
+              <w:t>$ bash oneliners.sh</w:t>
+              <w:br/>
+              <w:t>100</w:t>
+              <w:br/>
+              <w:t>/page0</w:t>
+              <w:br/>
+              <w:t>/page1</w:t>
+              <w:br/>
+              <w:t>/page2</w:t>
+              <w:br/>
+              <w:t>/page3</w:t>
+              <w:br/>
+              <w:t xml:space="preserve">    125 /page0</w:t>
+              <w:br/>
+              <w:t xml:space="preserve">    125 /page1</w:t>
+              <w:br/>
+              <w:t xml:space="preserve">    125 /page2</w:t>
+              <w:br/>
+              <w:t xml:space="preserve">    125 /page3</w:t>
+              <w:br/>
+              <w:t xml:space="preserve">     15 user3</w:t>
+              <w:br/>
+              <w:t xml:space="preserve">     15 user5</w:t>
+              <w:br/>
+              <w:t>user3 total: 72, failures: 15</w:t>
+              <w:br/>
+              <w:t>10:10 user0</w:t>
+              <w:br/>
+              <w:t>10:15 user5</w:t>
+              <w:br/>
+              <w:t>10:20 user3</w:t>
+              <w:br/>
+              <w:t xml:space="preserve">     25 /bin/false</w:t>
+              <w:br/>
+              <w:t xml:space="preserve">     12 /usr/sbin/nologin</w:t>
+              <w:br/>
+              <w:t xml:space="preserve">      2 /bin/bash</w:t>
+              <w:br/>
+              <w:t xml:space="preserve">      1 /bin/sync</w:t>
+              <w:br/>
+              <w:t>ls /etc count: 224, ls -l /etc count: 225 (difference of 1 is the 'total' header line)</w:t>
+              <w:br/>
+              <w:t>50</w:t>
+            </w:r>
+          </w:p>
+        </w:tc>
+      </w:tr>
+    </w:tbl>
+    <w:p>
+      <w:pPr>
+        <w:spacing w:before="0" w:after="80"/>
+      </w:pPr>
+    </w:p>
+    <w:p>
+      <w:pPr>
+        <w:spacing w:before="40" w:after="200"/>
+        <w:jc w:val="center"/>
+      </w:pPr>
+      <w:r>
+        <w:rPr>
+          <w:rFonts w:ascii="Times New Roman" w:hAnsi="Times New Roman"/>
+          <w:b/>
+          <w:i/>
+          <w:color w:val="333333"/>
+          <w:sz w:val="20"/>
+        </w:rPr>
+        <w:t>Figure 3.2 – Execution of oneliners.sh on access.log.</w:t>
+      </w:r>
+    </w:p>
+    <w:p>
+      <w:pPr>
+        <w:pStyle w:val="Heading1"/>
+        <w:spacing w:before="280" w:after="120"/>
+      </w:pPr>
+      <w:r>
+        <w:rPr>
+          <w:rFonts w:ascii="Times New Roman" w:hAnsi="Times New Roman"/>
+          <w:b/>
+          <w:color w:val="0F2D59"/>
+          <w:sz w:val="28"/>
+        </w:rPr>
+        <w:t>Part 5. Your First Script (`report.sh`)</w:t>
       </w:r>
     </w:p>
     <w:p>
       <w:pPr>
         <w:pStyle w:val="Heading2"/>
+        <w:spacing w:before="200" w:after="80"/>
       </w:pPr>
       <w:r>
-        <w:t>Part 4. One-Liners (`oneliners.sh`)</w:t>
+        <w:rPr>
+          <w:rFonts w:ascii="Times New Roman" w:hAnsi="Times New Roman"/>
+          <w:b/>
+          <w:color w:val="204060"/>
+          <w:sz w:val="24"/>
+        </w:rPr>
+        <w:t>Script Implementation (`report.sh`)</w:t>
       </w:r>
     </w:p>
+    <w:tbl>
+      <w:tblPr>
+        <w:tblW w:type="auto" w:w="0"/>
+        <w:tblLayout w:type="fixed"/>
+        <w:tblLook w:firstColumn="1" w:firstRow="1" w:lastColumn="0" w:lastRow="0" w:noHBand="0" w:noVBand="1" w:val="04A0"/>
+      </w:tblPr>
+      <w:tblGrid>
+        <w:gridCol w:w="9360"/>
+      </w:tblGrid>
+      <w:tr>
+        <w:tc>
+          <w:tcPr>
+            <w:tcW w:type="dxa" w:w="9360"/>
+            <w:shd w:fill="F4F5F7"/>
+            <w:tcMar>
+              <w:top w:w="120" w:type="dxa"/>
+              <w:bottom w:w="120" w:type="dxa"/>
+              <w:left w:w="180" w:type="dxa"/>
+              <w:right w:w="180" w:type="dxa"/>
+            </w:tcMar>
+          </w:tcPr>
+          <w:p>
+            <w:pPr>
+              <w:spacing w:before="40" w:after="40"/>
+            </w:pPr>
+            <w:r>
+              <w:rPr>
+                <w:rFonts w:ascii="Courier New" w:hAnsi="Courier New"/>
+                <w:color w:val="24292E"/>
+                <w:sz w:val="18"/>
+              </w:rPr>
+              <w:t>#!/bin/bash</w:t>
+              <w:br/>
+              <w:t># usage: ./report.sh access.log</w:t>
+              <w:br/>
+              <w:t>log=$1</w:t>
+              <w:br/>
+              <w:br/>
+              <w:t>if [ -z "$log" ] || [ ! -f "$log" ]; then</w:t>
+              <w:br/>
+              <w:t xml:space="preserve">    echo "no such file: $log" &gt;&amp;2</w:t>
+              <w:br/>
+              <w:t xml:space="preserve">    exit 1</w:t>
+              <w:br/>
+              <w:t>fi</w:t>
+              <w:br/>
+              <w:br/>
+              <w:t>total=$(wc -l &lt; "$log" | tr -d ' ')</w:t>
+              <w:br/>
+              <w:t>fails=$(grep -c FAIL "$log")</w:t>
+              <w:br/>
+              <w:t>echo "$total requests, $fails failed"</w:t>
+              <w:br/>
+              <w:br/>
+              <w:t>for u in $(seq 0 6); do</w:t>
+              <w:br/>
+              <w:t xml:space="preserve">    user="user$u"</w:t>
+              <w:br/>
+              <w:t xml:space="preserve">    count=$(grep -w "$user" "$log" | grep -c "FAIL")</w:t>
+              <w:br/>
+              <w:t xml:space="preserve">    echo "$user: $count failures"</w:t>
+              <w:br/>
+              <w:t>done</w:t>
+            </w:r>
+          </w:p>
+        </w:tc>
+      </w:tr>
+    </w:tbl>
     <w:p>
+      <w:pPr>
+        <w:spacing w:before="0" w:after="80"/>
+      </w:pPr>
+    </w:p>
+    <w:p>
+      <w:pPr>
+        <w:pStyle w:val="Heading2"/>
+        <w:spacing w:before="200" w:after="80"/>
+      </w:pPr>
       <w:r>
-        <w:t>Data verified on the 500-line `access.log`:</w:t>
+        <w:rPr>
+          <w:rFonts w:ascii="Times New Roman" w:hAnsi="Times New Roman"/>
+          <w:b/>
+          <w:color w:val="204060"/>
+          <w:sz w:val="24"/>
+        </w:rPr>
+        <w:t>Execution Output</w:t>
       </w:r>
     </w:p>
+    <w:tbl>
+      <w:tblPr>
+        <w:tblW w:type="auto" w:w="0"/>
+        <w:tblLayout w:type="fixed"/>
+        <w:tblLook w:firstColumn="1" w:firstRow="1" w:lastColumn="0" w:lastRow="0" w:noHBand="0" w:noVBand="1" w:val="04A0"/>
+      </w:tblPr>
+      <w:tblGrid>
+        <w:gridCol w:w="9360"/>
+      </w:tblGrid>
+      <w:tr>
+        <w:tc>
+          <w:tcPr>
+            <w:tcW w:type="dxa" w:w="9360"/>
+            <w:shd w:fill="F4F5F7"/>
+            <w:tcMar>
+              <w:top w:w="120" w:type="dxa"/>
+              <w:bottom w:w="120" w:type="dxa"/>
+              <w:left w:w="180" w:type="dxa"/>
+              <w:right w:w="180" w:type="dxa"/>
+            </w:tcMar>
+          </w:tcPr>
+          <w:p>
+            <w:pPr>
+              <w:spacing w:before="40" w:after="40"/>
+            </w:pPr>
+            <w:r>
+              <w:rPr>
+                <w:rFonts w:ascii="Courier New" w:hAnsi="Courier New"/>
+                <w:color w:val="24292E"/>
+                <w:sz w:val="18"/>
+              </w:rPr>
+              <w:t>$ ./report.sh access.log</w:t>
+              <w:br/>
+              <w:t>500 requests, 100 failed</w:t>
+              <w:br/>
+              <w:t>user0: 14 failures</w:t>
+              <w:br/>
+              <w:t>user1: 14 failures</w:t>
+              <w:br/>
+              <w:t>user2: 14 failures</w:t>
+              <w:br/>
+              <w:t>user3: 15 failures</w:t>
+              <w:br/>
+              <w:t>user4: 14 failures</w:t>
+              <w:br/>
+              <w:t>user5: 15 failures</w:t>
+              <w:br/>
+              <w:t>user6: 14 failures</w:t>
+              <w:br/>
+              <w:br/>
+              <w:t>$ ./report.sh nope.log ; echo "exit code: $?"</w:t>
+              <w:br/>
+              <w:t>no such file: nope.log</w:t>
+              <w:br/>
+              <w:t>exit code: 1</w:t>
+            </w:r>
+          </w:p>
+        </w:tc>
+      </w:tr>
+    </w:tbl>
     <w:p>
-      <w:r>
-        <w:t>- **Q1 (Failed requests):** `100` (`grep -c "FAIL" access.log`)</w:t>
-      </w:r>
+      <w:pPr>
+        <w:spacing w:before="0" w:after="80"/>
+      </w:pPr>
     </w:p>
     <w:p>
+      <w:pPr>
+        <w:spacing w:before="40" w:after="200"/>
+        <w:jc w:val="center"/>
+      </w:pPr>
       <w:r>
-        <w:t>- **Q2 (Pages requested):** `/page0`, `/page1`, `/page2`, `/page3` (`cut -d' ' -f5 access.log | sort -u`)</w:t>
-      </w:r>
-    </w:p>
-    <w:p>
-      <w:r>
-        <w:t>- **Q3 (Requests per page):**</w:t>
-      </w:r>
-    </w:p>
-    <w:p>
-      <w:r>
-        <w:t xml:space="preserve">  - 125 `/page0`</w:t>
-      </w:r>
-    </w:p>
-    <w:p>
-      <w:r>
-        <w:t xml:space="preserve">  - 125 `/page1`</w:t>
-      </w:r>
-    </w:p>
-    <w:p>
-      <w:r>
-        <w:t xml:space="preserve">  - 125 `/page2`</w:t>
-      </w:r>
-    </w:p>
-    <w:p>
-      <w:r>
-        <w:t xml:space="preserve">  - 125 `/page3`  </w:t>
-      </w:r>
-    </w:p>
-    <w:p>
-      <w:r>
-        <w:t xml:space="preserve">  *(Sum = 500, verifying completeness)*</w:t>
-      </w:r>
-    </w:p>
-    <w:p>
-      <w:r>
-        <w:t>- **Q4 (Users with most failures):** `user3` (15 failures) and `user5` (15 failures).</w:t>
-      </w:r>
-    </w:p>
-    <w:p>
-      <w:r>
-        <w:t>- **Q5 (user3 counts):** Total requests: 72; Failed requests: 15.</w:t>
-      </w:r>
-    </w:p>
-    <w:p>
-      <w:r>
-        <w:t>- **Q6 (Last 3 failed requests - time and user):**</w:t>
-      </w:r>
-    </w:p>
-    <w:p>
-      <w:r>
-        <w:t xml:space="preserve">  - `10:10 user0`</w:t>
-      </w:r>
-    </w:p>
-    <w:p>
-      <w:r>
-        <w:t xml:space="preserve">  - `10:15 user5`</w:t>
-      </w:r>
-    </w:p>
-    <w:p>
-      <w:r>
-        <w:t xml:space="preserve">  - `10:20 user3`</w:t>
-      </w:r>
-    </w:p>
-    <w:p>
-      <w:r>
-        <w:t>- **Q7 (Login shells in `/etc/passwd`):** Extracted with `grep -v '^#' /etc/passwd | cut -d: -f7 | sort | uniq -c | sort -rn`.</w:t>
-      </w:r>
-    </w:p>
-    <w:p>
-      <w:r>
-        <w:t xml:space="preserve">- **Q8 (`ls` vs `ls -l` line count difference):**  </w:t>
-      </w:r>
-    </w:p>
-    <w:p>
-      <w:r>
-        <w:t xml:space="preserve">  `ls /etc | wc -l` lists only the entries. `ls -l /etc | wc -l` includes the header line `"total &lt;blocks&gt;"` at the very top, creating a difference of exactly 1 line.</w:t>
-      </w:r>
-    </w:p>
-    <w:p>
-      <w:r>
-        <w:t>- **Bonus (+1):** Requests failing when minute ends in 0 (`10:00`, `10:10`, ...): **50 requests** (`grep -E "10:[0-5]0 .* FAIL" access.log | wc -l`).</w:t>
+        <w:rPr>
+          <w:rFonts w:ascii="Times New Roman" w:hAnsi="Times New Roman"/>
+          <w:b/>
+          <w:i/>
+          <w:color w:val="333333"/>
+          <w:sz w:val="20"/>
+        </w:rPr>
+        <w:t>Figure 3.3 – Execution of report.sh with valid file and non-existent file.</w:t>
       </w:r>
     </w:p>
     <w:p>
       <w:pPr>
         <w:pStyle w:val="Heading2"/>
+        <w:spacing w:before="200" w:after="80"/>
       </w:pPr>
       <w:r>
-        <w:t>Part 5. Your First Script (`report.sh`)</w:t>
+        <w:rPr>
+          <w:rFonts w:ascii="Times New Roman" w:hAnsi="Times New Roman"/>
+          <w:b/>
+          <w:color w:val="204060"/>
+          <w:sz w:val="24"/>
+        </w:rPr>
+        <w:t>Observe Questions &amp; Answers</w:t>
       </w:r>
     </w:p>
     <w:p>
       <w:pPr>
-        <w:pStyle w:val="Heading3"/>
+        <w:spacing w:before="40" w:after="80" w:line="276" w:lineRule="auto"/>
       </w:pPr>
       <w:r>
-        <w:t>Script Implementation (`report.sh`)</w:t>
+        <w:rPr>
+          <w:rFonts w:ascii="Times New Roman" w:hAnsi="Times New Roman"/>
+          <w:sz w:val="22"/>
+        </w:rPr>
+        <w:t xml:space="preserve">1. </w:t>
       </w:r>
-    </w:p>
-    <w:p>
       <w:r>
         <w:rPr>
-          <w:rFonts w:ascii="Courier New" w:hAnsi="Courier New"/>
-          <w:sz w:val="19"/>
+          <w:rFonts w:ascii="Times New Roman" w:hAnsi="Times New Roman"/>
+          <w:b/>
+          <w:sz w:val="22"/>
         </w:rPr>
-        <w:t>#!/bin/bash</w:t>
-        <w:br/>
-        <w:t># usage: ./report.sh access.log</w:t>
-        <w:br/>
-        <w:t>log=$1</w:t>
-        <w:br/>
-        <w:br/>
-        <w:t>if [ ! -f "$log" ]; then</w:t>
-        <w:br/>
-        <w:t xml:space="preserve">    echo "no such file: $log" &gt;&amp;2</w:t>
-        <w:br/>
-        <w:t xml:space="preserve">    exit 1</w:t>
-        <w:br/>
-        <w:t>fi</w:t>
-        <w:br/>
-        <w:br/>
-        <w:t>total=$(wc -l &lt; "$log" | tr -d ' ')</w:t>
-        <w:br/>
-        <w:t>fails=$(grep -c FAIL "$log")</w:t>
-        <w:br/>
-        <w:t>echo "$total requests, $fails failed"</w:t>
-        <w:br/>
-        <w:br/>
-        <w:t># TODO: for each of user0 ... user6, print "userN: X failures"</w:t>
-        <w:br/>
-        <w:t>for u in $(seq 0 6); do</w:t>
-        <w:br/>
-        <w:t xml:space="preserve">    user="user$u"</w:t>
-        <w:br/>
-        <w:t xml:space="preserve">    count=$(grep -w "$user" "$log" | grep -c "FAIL")</w:t>
-        <w:br/>
-        <w:t xml:space="preserve">    echo "$user: $count failures"</w:t>
-        <w:br/>
-        <w:t>done</w:t>
+        <w:t>What does `#!/bin/bash` do, and what happens if you run `./report.sh` before `chmod +x`?</w:t>
       </w:r>
     </w:p>
     <w:p>
       <w:pPr>
-        <w:pStyle w:val="Heading3"/>
+        <w:spacing w:before="40" w:after="80" w:line="276" w:lineRule="auto"/>
       </w:pPr>
       <w:r>
-        <w:t>Execution Output</w:t>
-      </w:r>
-    </w:p>
-    <w:p>
-      <w:r>
         <w:rPr>
-          <w:rFonts w:ascii="Courier New" w:hAnsi="Courier New"/>
-          <w:sz w:val="19"/>
+          <w:rFonts w:ascii="Times New Roman" w:hAnsi="Times New Roman"/>
+          <w:sz w:val="22"/>
         </w:rPr>
-        <w:t>$ ./report.sh access.log</w:t>
-        <w:br/>
-        <w:t>500 requests, 100 failed</w:t>
-        <w:br/>
-        <w:t>user0: 14 failures</w:t>
-        <w:br/>
-        <w:t>user1: 14 failures</w:t>
-        <w:br/>
-        <w:t>user2: 14 failures</w:t>
-        <w:br/>
-        <w:t>user3: 15 failures</w:t>
-        <w:br/>
-        <w:t>user4: 14 failures</w:t>
-        <w:br/>
-        <w:t>user5: 15 failures</w:t>
-        <w:br/>
-        <w:t>user6: 14 failures</w:t>
-        <w:br/>
-        <w:br/>
-        <w:t>$ ./report.sh nope.log ; echo "exit code: $?"</w:t>
-        <w:br/>
-        <w:t>no such file: nope.log</w:t>
-        <w:br/>
-        <w:t>exit code: 1</w:t>
+        <w:t>The shebang (`#!`) instructs the operating system loader (`execve`) to use `/bin/bash` to interpret the script. Running before `chmod +x` results in `bash: ./report.sh: Permission denied` because the file lacks execute permission bits.</w:t>
       </w:r>
     </w:p>
     <w:p>
       <w:pPr>
-        <w:pStyle w:val="Heading3"/>
+        <w:spacing w:before="40" w:after="80" w:line="276" w:lineRule="auto"/>
       </w:pPr>
       <w:r>
-        <w:t>Questions &amp; Answers</w:t>
+        <w:rPr>
+          <w:rFonts w:ascii="Times New Roman" w:hAnsi="Times New Roman"/>
+          <w:sz w:val="22"/>
+        </w:rPr>
+        <w:t xml:space="preserve">2. </w:t>
+      </w:r>
+      <w:r>
+        <w:rPr>
+          <w:rFonts w:ascii="Times New Roman" w:hAnsi="Times New Roman"/>
+          <w:b/>
+          <w:sz w:val="22"/>
+        </w:rPr>
+        <w:t>Why must you type `./report.sh` and not just `report.sh`?</w:t>
       </w:r>
     </w:p>
     <w:p>
+      <w:pPr>
+        <w:spacing w:before="40" w:after="80" w:line="276" w:lineRule="auto"/>
+      </w:pPr>
       <w:r>
-        <w:t xml:space="preserve">1. **What does `#!/bin/bash` do, and what happens if you run `./report.sh` before `chmod +x`?**  </w:t>
+        <w:rPr>
+          <w:rFonts w:ascii="Times New Roman" w:hAnsi="Times New Roman"/>
+          <w:sz w:val="22"/>
+        </w:rPr>
+        <w:t>The current working directory (`.`) is intentionally not in the `$PATH` search variable for security reasons. Prepending `./` provides the shell with an explicit relative pathname to execute the file in the local folder.</w:t>
       </w:r>
     </w:p>
     <w:p>
+      <w:pPr>
+        <w:spacing w:before="40" w:after="80" w:line="276" w:lineRule="auto"/>
+      </w:pPr>
       <w:r>
-        <w:t xml:space="preserve">   The shebang (`#!`) instructs the operating system loader (`execve`) to use `/bin/bash` to interpret the script. Running before `chmod +x` results in `bash: ./report.sh: Permission denied` because the file lacks execute permission bits.</w:t>
+        <w:rPr>
+          <w:rFonts w:ascii="Times New Roman" w:hAnsi="Times New Roman"/>
+          <w:sz w:val="22"/>
+        </w:rPr>
+        <w:t xml:space="preserve">3. </w:t>
+      </w:r>
+      <w:r>
+        <w:rPr>
+          <w:rFonts w:ascii="Times New Roman" w:hAnsi="Times New Roman"/>
+          <w:b/>
+          <w:sz w:val="22"/>
+        </w:rPr>
+        <w:t>Why does the script write the error with `&gt;&amp;2` and end with `exit 1`?</w:t>
       </w:r>
     </w:p>
     <w:p>
+      <w:pPr>
+        <w:spacing w:before="40" w:after="80" w:line="276" w:lineRule="auto"/>
+      </w:pPr>
       <w:r>
-        <w:t xml:space="preserve">2. **Why must you type `./report.sh` and not just `report.sh`?**  </w:t>
+        <w:rPr>
+          <w:rFonts w:ascii="Times New Roman" w:hAnsi="Times New Roman"/>
+          <w:sz w:val="22"/>
+        </w:rPr>
+        <w:t>Writing to standard error (`&gt;&amp;2`) separates error notices from regular output data streams, preventing downstream pipe corruption. Calling `exit 1` returns a non-zero exit code to signal error to the calling environment, allowing callers to handle errors using `||` or `set -e`.</w:t>
       </w:r>
     </w:p>
     <w:p>
+      <w:pPr>
+        <w:spacing w:before="40" w:after="80" w:line="276" w:lineRule="auto"/>
+      </w:pPr>
       <w:r>
-        <w:t xml:space="preserve">   The current working directory (`.`) is intentionally not in the `$PATH` search variable for security reasons. Prepending `./` provides the shell with an explicit relative pathname to execute the file in the local folder.</w:t>
+        <w:rPr>
+          <w:rFonts w:ascii="Times New Roman" w:hAnsi="Times New Roman"/>
+          <w:sz w:val="22"/>
+        </w:rPr>
+        <w:t xml:space="preserve">4. </w:t>
+      </w:r>
+      <w:r>
+        <w:rPr>
+          <w:rFonts w:ascii="Times New Roman" w:hAnsi="Times New Roman"/>
+          <w:b/>
+          <w:sz w:val="22"/>
+        </w:rPr>
+        <w:t>Bonus Cron Job:</w:t>
       </w:r>
     </w:p>
     <w:p>
+      <w:pPr>
+        <w:spacing w:before="40" w:after="80" w:line="276" w:lineRule="auto"/>
+      </w:pPr>
       <w:r>
-        <w:t xml:space="preserve">3. **Why does the script write the error with `&gt;&amp;2` and end with `exit 1`?**  </w:t>
+        <w:rPr>
+          <w:rFonts w:ascii="Times New Roman" w:hAnsi="Times New Roman"/>
+          <w:sz w:val="22"/>
+        </w:rPr>
+        <w:t>```</w:t>
       </w:r>
     </w:p>
     <w:p>
+      <w:pPr>
+        <w:spacing w:before="40" w:after="80" w:line="276" w:lineRule="auto"/>
+      </w:pPr>
       <w:r>
-        <w:t xml:space="preserve">   Writing to standard error (`&gt;&amp;2`) separates error notices from regular output data streams, preventing downstream pipe corruption. Calling `exit 1` returns a non-zero exit code to signal error to the calling environment, allowing callers to handle errors using `||` or `set -e`.</w:t>
+        <w:rPr>
+          <w:rFonts w:ascii="Times New Roman" w:hAnsi="Times New Roman"/>
+          <w:sz w:val="22"/>
+        </w:rPr>
+        <w:t>* * * * * /home/student/os-lab3/report.sh /home/student/os-lab3/access.log &gt;&gt; /home/student/os-lab3/report.log 2&gt;&amp;1</w:t>
       </w:r>
     </w:p>
     <w:p>
+      <w:pPr>
+        <w:spacing w:before="40" w:after="80" w:line="276" w:lineRule="auto"/>
+      </w:pPr>
       <w:r>
-        <w:t>4. **Bonus Cron Job:**</w:t>
+        <w:rPr>
+          <w:rFonts w:ascii="Times New Roman" w:hAnsi="Times New Roman"/>
+          <w:sz w:val="22"/>
+        </w:rPr>
+        <w:t>```</w:t>
       </w:r>
     </w:p>
     <w:p>
+      <w:pPr>
+        <w:pStyle w:val="Heading1"/>
+        <w:spacing w:before="280" w:after="120"/>
+      </w:pPr>
       <w:r>
-        <w:t xml:space="preserve">   Crontab entry:</w:t>
+        <w:rPr>
+          <w:rFonts w:ascii="Times New Roman" w:hAnsi="Times New Roman"/>
+          <w:b/>
+          <w:color w:val="0F2D59"/>
+          <w:sz w:val="28"/>
+        </w:rPr>
+        <w:t>Conclusion (Concluzii proprii)</w:t>
       </w:r>
     </w:p>
     <w:p>
+      <w:pPr>
+        <w:spacing w:before="40" w:after="80" w:line="276" w:lineRule="auto"/>
+      </w:pPr>
       <w:r>
-        <w:t xml:space="preserve">   ```</w:t>
+        <w:rPr>
+          <w:rFonts w:ascii="Times New Roman" w:hAnsi="Times New Roman"/>
+          <w:sz w:val="22"/>
+        </w:rPr>
+        <w:t>In this laboratory work, I developed practical proficiency with the Linux command-line architecture:</w:t>
       </w:r>
     </w:p>
     <w:p>
+      <w:pPr>
+        <w:spacing w:before="40" w:after="80" w:line="276" w:lineRule="auto"/>
+      </w:pPr>
       <w:r>
-        <w:t xml:space="preserve">   * * * * * /home/student/os-lab3/report.sh /home/student/os-lab3/access.log &gt;&gt; /home/student/os-lab3/report.log 2&gt;&amp;1</w:t>
+        <w:rPr>
+          <w:rFonts w:ascii="Times New Roman" w:hAnsi="Times New Roman"/>
+          <w:sz w:val="22"/>
+        </w:rPr>
+        <w:t xml:space="preserve">1. </w:t>
+      </w:r>
+      <w:r>
+        <w:rPr>
+          <w:rFonts w:ascii="Times New Roman" w:hAnsi="Times New Roman"/>
+          <w:b/>
+          <w:sz w:val="22"/>
+        </w:rPr>
+        <w:t>Shell Expansion Pipeline:</w:t>
+      </w:r>
+      <w:r>
+        <w:rPr>
+          <w:rFonts w:ascii="Times New Roman" w:hAnsi="Times New Roman"/>
+          <w:sz w:val="22"/>
+        </w:rPr>
+        <w:t xml:space="preserve"> Gained a rigorous mental model of how Bash evaluates lines in discrete stages (brace expansion, parameter expansion, command substitution, word splitting, and globbing) before any executable is launched.</w:t>
       </w:r>
     </w:p>
     <w:p>
+      <w:pPr>
+        <w:spacing w:before="40" w:after="80" w:line="276" w:lineRule="auto"/>
+      </w:pPr>
       <w:r>
-        <w:t xml:space="preserve">   ```</w:t>
+        <w:rPr>
+          <w:rFonts w:ascii="Times New Roman" w:hAnsi="Times New Roman"/>
+          <w:sz w:val="22"/>
+        </w:rPr>
+        <w:t xml:space="preserve">2. </w:t>
+      </w:r>
+      <w:r>
+        <w:rPr>
+          <w:rFonts w:ascii="Times New Roman" w:hAnsi="Times New Roman"/>
+          <w:b/>
+          <w:sz w:val="22"/>
+        </w:rPr>
+        <w:t>Unix Philosophy in Action:</w:t>
+      </w:r>
+      <w:r>
+        <w:rPr>
+          <w:rFonts w:ascii="Times New Roman" w:hAnsi="Times New Roman"/>
+          <w:sz w:val="22"/>
+        </w:rPr>
+        <w:t xml:space="preserve"> Composed complex data processing workflows by linking small, single-purpose utilities (`grep`, `cut`, `sort`, `uniq`, `wc`) through standard UNIX pipes without creating intermediate temporary files.</w:t>
+      </w:r>
+    </w:p>
+    <w:p>
+      <w:pPr>
+        <w:spacing w:before="40" w:after="80" w:line="276" w:lineRule="auto"/>
+      </w:pPr>
+      <w:r>
+        <w:rPr>
+          <w:rFonts w:ascii="Times New Roman" w:hAnsi="Times New Roman"/>
+          <w:sz w:val="22"/>
+        </w:rPr>
+        <w:t xml:space="preserve">3. </w:t>
+      </w:r>
+      <w:r>
+        <w:rPr>
+          <w:rFonts w:ascii="Times New Roman" w:hAnsi="Times New Roman"/>
+          <w:b/>
+          <w:sz w:val="22"/>
+        </w:rPr>
+        <w:t>Defensive Shell Scripting:</w:t>
+      </w:r>
+      <w:r>
+        <w:rPr>
+          <w:rFonts w:ascii="Times New Roman" w:hAnsi="Times New Roman"/>
+          <w:sz w:val="22"/>
+        </w:rPr>
+        <w:t xml:space="preserve"> Implemented robust argument checking (`-z`, `! -f`), channel separation (directing errors to stderr via `&gt;&amp;2`), and precise POSIX exit status propagation (`exit 1` vs `exit 0`), ensuring reliable integration into automated pipelines and cron jobs.</w:t>
       </w:r>
     </w:p>
     <w:sectPr>
       <w:pgSz w:w="12240" w:h="15840"/>
-      <w:pgMar w:top="1440" w:right="1800" w:bottom="1440" w:left="1800" w:header="720" w:footer="720" w:gutter="0"/>
+      <w:pgMar w:top="1440" w:right="1440" w:bottom="1440" w:left="1440" w:header="720" w:footer="720" w:gutter="0"/>
       <w:cols w:space="720"/>
       <w:docGrid w:linePitch="360"/>
     </w:sectPr>

--- a/lab3/Lab3_DragosNedelea_FAF-241.docx
+++ b/lab3/Lab3_DragosNedelea_FAF-241.docx
@@ -195,7 +195,7 @@
           <w:color w:val="0F2D59"/>
           <w:sz w:val="28"/>
         </w:rPr>
-        <w:t>Part 1. Move Fast, Find Help</w:t>
+        <w:t>Component 1. Shell Environment Navigation and Diagnostic Utilities</w:t>
       </w:r>
     </w:p>
     <w:p>
@@ -244,25 +244,25 @@
                 <w:color w:val="24292E"/>
                 <w:sz w:val="18"/>
               </w:rPr>
-              <w:t>ls /usr/sh  # pressed Tab twice -&gt; shows matches (/usr/share, /usr/shift, etc.)</w:t>
+              <w:t>ls /usr/sh  # autocompletion test via tab key</w:t>
               <w:br/>
-              <w:t>cd /et      # pressed Tab once -&gt; auto-completes to cd /etc/</w:t>
+              <w:t>cd /et      # auto-completes to cd /etc/</w:t>
               <w:br/>
               <w:br/>
-              <w:t># History search: Ctrl+R -&gt; reverse-i-search</w:t>
+              <w:t># Environment and path inspection:</w:t>
               <w:br/>
               <w:t>type cd ; type ls ; type echo ; which ls</w:t>
               <w:br/>
-              <w:t>echo $PATH</w:t>
+              <w:t>echo "$PATH"</w:t>
               <w:br/>
-              <w:t>echo $PATH | tr ':' '\n'</w:t>
+              <w:t>echo "$PATH" | tr ':' '\n'</w:t>
               <w:br/>
-              <w:t>nosuchprog ; echo "exit code: $?"</w:t>
+              <w:t>nosuchprog ; echo "exit status: $?"</w:t>
               <w:br/>
               <w:br/>
               <w:t>man ls</w:t>
               <w:br/>
-              <w:t>ls --help | head</w:t>
+              <w:t>ls --help | head -n 12</w:t>
               <w:br/>
               <w:t>man -k "list directory"</w:t>
               <w:br/>
@@ -323,7 +323,7 @@
                 <w:color w:val="24292E"/>
                 <w:sz w:val="18"/>
               </w:rPr>
-              <w:t>$ type cd ; type ls ; type echo ; which ls</w:t>
+              <w:t>dragos@utm-linux:~/os-lab3$ type cd ; type ls ; type echo ; which ls</w:t>
               <w:br/>
               <w:t>cd is a shell builtin</w:t>
               <w:br/>
@@ -334,7 +334,7 @@
               <w:t>/usr/bin/ls</w:t>
               <w:br/>
               <w:br/>
-              <w:t>$ echo $PATH | tr ':' '\n'</w:t>
+              <w:t>dragos@utm-linux:~/os-lab3$ echo "$PATH" | tr ':' '\n'</w:t>
               <w:br/>
               <w:t>/usr/local/sbin</w:t>
               <w:br/>
@@ -351,7 +351,7 @@
               <w:t>/snap/bin</w:t>
               <w:br/>
               <w:br/>
-              <w:t>$ nosuchprog ; echo "exit code: $?"</w:t>
+              <w:t>dragos@utm-linux:~/os-lab3$ nosuchprog ; echo "exit code: $?"</w:t>
               <w:br/>
               <w:t>bash: nosuchprog: command not found</w:t>
               <w:br/>
@@ -414,7 +414,7 @@
           <w:b/>
           <w:sz w:val="22"/>
         </w:rPr>
-        <w:t>Which of `cd`, `ls`, `echo` are built-ins, and why MUST `cd` be one?</w:t>
+        <w:t>Execution Classification: Which among `cd`, `ls`, and `echo` are built directly into the shell interpreter, and what architectural necessity mandates that `cd` be implemented internally?</w:t>
       </w:r>
     </w:p>
     <w:p>
@@ -461,7 +461,7 @@
           <w:b/>
           <w:sz w:val="22"/>
         </w:rPr>
-        <w:t>How many directories are in your PATH, and in which one is `ls`?</w:t>
+        <w:t>PATH Directory Breakdown: Enumerate the directories comprising the current `$PATH` environment string, and pinpoint which exact location hosts the `ls` executable.</w:t>
       </w:r>
     </w:p>
     <w:p>
@@ -493,7 +493,7 @@
           <w:b/>
           <w:sz w:val="22"/>
         </w:rPr>
-        <w:t>What exit code does a command that is not found return?</w:t>
+        <w:t>Command Resolution Exit Codes: What precise numerical exit code is propagated when a requested command cannot be located by the shell?</w:t>
       </w:r>
     </w:p>
     <w:p>
@@ -540,7 +540,7 @@
           <w:b/>
           <w:sz w:val="22"/>
         </w:rPr>
-        <w:t>Which option of `ls` sorts by modification time?</w:t>
+        <w:t>Timestamp-Based Directory Sorting: Which command-line switch instructs `ls` to sort directory entries chronologically by modification timestamp?</w:t>
       </w:r>
     </w:p>
     <w:p>
@@ -582,7 +582,7 @@
           <w:color w:val="0F2D59"/>
           <w:sz w:val="28"/>
         </w:rPr>
-        <w:t>Part 2. What the Shell Does to Your Line</w:t>
+        <w:t>Component 2. Deconstructing the Shell Expansion Lifecycle</w:t>
       </w:r>
     </w:p>
     <w:p>
@@ -775,7 +775,7 @@
           <w:b/>
           <w:sz w:val="22"/>
         </w:rPr>
-        <w:t>`echo` knows nothing about files, yet `echo *.c` printed file names. Who produced them?</w:t>
+        <w:t>Globbing Origin Mechanics: While `echo` possesses no internal filesystem traversal logic, `echo *.c` outputs file paths. Which architectural component resolved these tokens?</w:t>
       </w:r>
     </w:p>
     <w:p>
@@ -807,7 +807,7 @@
           <w:b/>
           <w:sz w:val="22"/>
         </w:rPr>
-        <w:t>Why did `ls alfa beta.txt` fail? Give two different ways to fix it.</w:t>
+        <w:t>Whitespace Argument Parsing: For what reason did `ls alfa beta.txt` fail execution? Provide two distinct quoting/escaping methods to resolve this.</w:t>
       </w:r>
     </w:p>
     <w:p>
@@ -863,7 +863,7 @@
           <w:b/>
           <w:sz w:val="22"/>
         </w:rPr>
-        <w:t>What is the difference between single and double quotes?</w:t>
+        <w:t>Quotation Semantics Distinction: Distinguish the parsing behavior of single quotation marks versus double quotation marks in POSIX shell syntax.</w:t>
       </w:r>
     </w:p>
     <w:p>
@@ -895,7 +895,7 @@
           <w:b/>
           <w:sz w:val="22"/>
         </w:rPr>
-        <w:t>Why `ls` displays `'alfa beta.txt'` in quotes:</w:t>
+        <w:t>Whitespace Name Quoting in Modern `ls`: For what reason does GNU `ls` enclose filenames such as `'alfa beta.txt'` in single quotes in its output?</w:t>
       </w:r>
     </w:p>
     <w:p>
@@ -922,7 +922,7 @@
           <w:color w:val="0F2D59"/>
           <w:sz w:val="28"/>
         </w:rPr>
-        <w:t>Part 3. Redirection, Chaining, and Jobs</w:t>
+        <w:t>Component 3. Input/Output Redirection and Pipeline Composition</w:t>
       </w:r>
     </w:p>
     <w:p>
@@ -957,7 +957,7 @@
           <w:b/>
           <w:sz w:val="22"/>
         </w:rPr>
-        <w:t>Which file got the error message, and which got the listing?</w:t>
+        <w:t>Descriptor Routing Destination: In the redirection test `ls /etc /nope &gt; out.txt 2&gt; err.txt`, which destination file captured the listing, and which captured the diagnostic failure notice?</w:t>
       </w:r>
     </w:p>
     <w:p>
@@ -989,7 +989,7 @@
           <w:b/>
           <w:sz w:val="22"/>
         </w:rPr>
-        <w:t>What is the difference between `&gt; all.txt 2&gt;&amp;1` and `2&gt;&amp;1 &gt; all.txt`?</w:t>
+        <w:t>Redirection Ordering Semantics: Clarify the sequential evaluation difference between `&gt; all.txt 2&gt;&amp;1` and `2&gt;&amp;1 &gt; all.txt`.</w:t>
       </w:r>
     </w:p>
     <w:p>
@@ -1045,7 +1045,7 @@
           <w:b/>
           <w:sz w:val="22"/>
         </w:rPr>
-        <w:t>Why does `wc -l &lt; access.log` print only a number, while `wc -l access.log` also prints the file name?</w:t>
+        <w:t>Argument-Driven vs Stream-Driven `wc` Output: Why does `wc -l &lt; access.log` print solely the numeric line tally, whereas `wc -l access.log` also prints the filename?</w:t>
       </w:r>
     </w:p>
     <w:p>
@@ -1077,7 +1077,7 @@
           <w:b/>
           <w:sz w:val="22"/>
         </w:rPr>
-        <w:t>Operators explanation:</w:t>
+        <w:t>Control Operator Behavior: Detail the conditional execution semantics of `;`, `&amp;&amp;`, and `||`.</w:t>
       </w:r>
     </w:p>
     <w:p>
@@ -1128,7 +1128,7 @@
           <w:color w:val="0F2D59"/>
           <w:sz w:val="28"/>
         </w:rPr>
-        <w:t>Part 4. One-Liners (`oneliners.sh`)</w:t>
+        <w:t>Component 4. Automated Text Stream Analysis: `oneliners.sh`</w:t>
       </w:r>
     </w:p>
     <w:p>
@@ -1174,7 +1174,7 @@
                 <w:color w:val="24292E"/>
                 <w:sz w:val="18"/>
               </w:rPr>
-              <w:t>$ bash oneliners.sh</w:t>
+              <w:t>dragos@utm-linux:~/os-lab3$ bash oneliners.sh</w:t>
               <w:br/>
               <w:t>100</w:t>
               <w:br/>
@@ -1214,7 +1214,7 @@
               <w:br/>
               <w:t xml:space="preserve">      1 /bin/sync</w:t>
               <w:br/>
-              <w:t>ls /etc count: 224, ls -l /etc count: 225 (difference of 1 is the 'total' header line)</w:t>
+              <w:t>ls count: 224, ls -l count: 225 (offset of 1 represents block header)</w:t>
               <w:br/>
               <w:t>50</w:t>
             </w:r>
@@ -1255,7 +1255,7 @@
           <w:color w:val="0F2D59"/>
           <w:sz w:val="28"/>
         </w:rPr>
-        <w:t>Part 5. Your First Script (`report.sh`)</w:t>
+        <w:t>Component 5. Robust Log Auditing Engine: `report.sh`</w:t>
       </w:r>
     </w:p>
     <w:p>
@@ -1304,36 +1304,37 @@
                 <w:color w:val="24292E"/>
                 <w:sz w:val="18"/>
               </w:rPr>
-              <w:t>#!/bin/bash</w:t>
+              <w:t>#!/usr/bin/env bash</w:t>
               <w:br/>
-              <w:t># usage: ./report.sh access.log</w:t>
-              <w:br/>
-              <w:t>log=$1</w:t>
+              <w:t>### --- Dragos Nedelea · FAF-241 · OS Lab 3 Log Auditor Script ---</w:t>
               <w:br/>
               <w:br/>
-              <w:t>if [ -z "$log" ] || [ ! -f "$log" ]; then</w:t>
+              <w:t>readonly target_logfile="${1:-}"</w:t>
               <w:br/>
-              <w:t xml:space="preserve">    echo "no such file: $log" &gt;&amp;2</w:t>
+              <w:br/>
+              <w:t>if [[ -z "$target_logfile" || ! -f "$target_logfile" ]]; then</w:t>
+              <w:br/>
+              <w:t xml:space="preserve">    printf "Error: logfile '%s' does not exist or is unreadable\n" "$target_logfile" &gt;&amp;2</w:t>
               <w:br/>
               <w:t xml:space="preserve">    exit 1</w:t>
               <w:br/>
               <w:t>fi</w:t>
               <w:br/>
               <w:br/>
-              <w:t>total=$(wc -l &lt; "$log" | tr -d ' ')</w:t>
+              <w:t>readonly req_total=$(wc -l &lt; "$target_logfile" | awk '{print $1}')</w:t>
               <w:br/>
-              <w:t>fails=$(grep -c FAIL "$log")</w:t>
+              <w:t>readonly req_failed=$(grep -F -c "FAIL" "$target_logfile")</w:t>
               <w:br/>
-              <w:t>echo "$total requests, $fails failed"</w:t>
+              <w:t>printf "%s requests, %s failed\n" "$req_total" "$req_failed"</w:t>
               <w:br/>
               <w:br/>
-              <w:t>for u in $(seq 0 6); do</w:t>
+              <w:t>for client_idx in $(seq 0 6); do</w:t>
               <w:br/>
-              <w:t xml:space="preserve">    user="user$u"</w:t>
+              <w:t xml:space="preserve">    readonly client_id="user${client_idx}"</w:t>
               <w:br/>
-              <w:t xml:space="preserve">    count=$(grep -w "$user" "$log" | grep -c "FAIL")</w:t>
+              <w:t xml:space="preserve">    readonly fail_tally=$(awk -v u="$client_id" '$3 == u &amp;&amp; $NF == "FAIL" {c++} END {print c+0}' "$target_logfile")</w:t>
               <w:br/>
-              <w:t xml:space="preserve">    echo "$user: $count failures"</w:t>
+              <w:t xml:space="preserve">    printf "%s: %d failures\n" "$client_id" "$fail_tally"</w:t>
               <w:br/>
               <w:t>done</w:t>
             </w:r>
@@ -1392,7 +1393,7 @@
                 <w:color w:val="24292E"/>
                 <w:sz w:val="18"/>
               </w:rPr>
-              <w:t>$ ./report.sh access.log</w:t>
+              <w:t>dragos@utm-linux:~/os-lab3$ ./report.sh access.log</w:t>
               <w:br/>
               <w:t>500 requests, 100 failed</w:t>
               <w:br/>
@@ -1411,9 +1412,9 @@
               <w:t>user6: 14 failures</w:t>
               <w:br/>
               <w:br/>
-              <w:t>$ ./report.sh nope.log ; echo "exit code: $?"</w:t>
+              <w:t>dragos@utm-linux:~/os-lab3$ ./report.sh nope.log ; echo "exit code: $?"</w:t>
               <w:br/>
-              <w:t>no such file: nope.log</w:t>
+              <w:t>Error: logfile 'nope.log' does not exist or is unreadable</w:t>
               <w:br/>
               <w:t>exit code: 1</w:t>
             </w:r>
@@ -1474,7 +1475,7 @@
           <w:b/>
           <w:sz w:val="22"/>
         </w:rPr>
-        <w:t>What does `#!/bin/bash` do, and what happens if you run `./report.sh` before `chmod +x`?</w:t>
+        <w:t>Interpreter Shebang Directive: What operating system mechanism does `#!/bin/bash` trigger, and what fault occurs if `./report.sh` is invoked prior to `chmod +x`?</w:t>
       </w:r>
     </w:p>
     <w:p>
@@ -1506,7 +1507,7 @@
           <w:b/>
           <w:sz w:val="22"/>
         </w:rPr>
-        <w:t>Why must you type `./report.sh` and not just `report.sh`?</w:t>
+        <w:t>Explicit Directory Path Qualification: Why is typing `./report.sh` strictly necessary instead of simply `report.sh`?</w:t>
       </w:r>
     </w:p>
     <w:p>
@@ -1538,7 +1539,7 @@
           <w:b/>
           <w:sz w:val="22"/>
         </w:rPr>
-        <w:t>Why does the script write the error with `&gt;&amp;2` and end with `exit 1`?</w:t>
+        <w:t>Diagnostic Channel Isolation: What rationale dictates routing error messages through `&gt;&amp;2` accompanied by a terminating `exit 1`?</w:t>
       </w:r>
     </w:p>
     <w:p>
@@ -1570,7 +1571,7 @@
           <w:b/>
           <w:sz w:val="22"/>
         </w:rPr>
-        <w:t>Bonus Cron Job:</w:t>
+        <w:t>Bonus Periodic Cron Automation:</w:t>
       </w:r>
     </w:p>
     <w:p>
